--- a/B1Lamchudungluongluutrulaptop.docx
+++ b/B1Lamchudungluongluutrulaptop.docx
@@ -1933,13 +1933,17 @@
       <w:proofErr w:type="spellEnd"/>
     </w:p>
     <w:p>
-      <w:proofErr w:type="spellStart"/>
-      <w:r>
-        <w:rPr>
-          <w:b/>
-          <w:bCs/>
-          <w:i/>
-          <w:iCs/>
+      <w:pPr>
+        <w:rPr>
+          <w:b/>
+          <w:bCs/>
+        </w:rPr>
+      </w:pPr>
+      <w:proofErr w:type="spellStart"/>
+      <w:r>
+        <w:rPr>
+          <w:b/>
+          <w:bCs/>
         </w:rPr>
         <w:t>Phần</w:t>
       </w:r>
@@ -1948,8 +1952,6 @@
         <w:rPr>
           <w:b/>
           <w:bCs/>
-          <w:i/>
-          <w:iCs/>
         </w:rPr>
         <w:t xml:space="preserve"> 1: </w:t>
       </w:r>
@@ -1958,8 +1960,6 @@
         <w:rPr>
           <w:b/>
           <w:bCs/>
-          <w:i/>
-          <w:iCs/>
         </w:rPr>
         <w:t>Phân</w:t>
       </w:r>
@@ -1968,18 +1968,14 @@
         <w:rPr>
           <w:b/>
           <w:bCs/>
-          <w:i/>
-          <w:iCs/>
-        </w:rPr>
-        <w:t xml:space="preserve"> </w:t>
-      </w:r>
-      <w:proofErr w:type="spellStart"/>
-      <w:r>
-        <w:rPr>
-          <w:b/>
-          <w:bCs/>
-          <w:i/>
-          <w:iCs/>
+        </w:rPr>
+        <w:t xml:space="preserve"> </w:t>
+      </w:r>
+      <w:proofErr w:type="spellStart"/>
+      <w:r>
+        <w:rPr>
+          <w:b/>
+          <w:bCs/>
         </w:rPr>
         <w:t>tích</w:t>
       </w:r>
@@ -1988,18 +1984,14 @@
         <w:rPr>
           <w:b/>
           <w:bCs/>
-          <w:i/>
-          <w:iCs/>
-        </w:rPr>
-        <w:t xml:space="preserve"> </w:t>
-      </w:r>
-      <w:proofErr w:type="spellStart"/>
-      <w:r>
-        <w:rPr>
-          <w:b/>
-          <w:bCs/>
-          <w:i/>
-          <w:iCs/>
+        </w:rPr>
+        <w:t xml:space="preserve"> </w:t>
+      </w:r>
+      <w:proofErr w:type="spellStart"/>
+      <w:r>
+        <w:rPr>
+          <w:b/>
+          <w:bCs/>
         </w:rPr>
         <w:t>vấn</w:t>
       </w:r>
@@ -2008,18 +2000,14 @@
         <w:rPr>
           <w:b/>
           <w:bCs/>
-          <w:i/>
-          <w:iCs/>
-        </w:rPr>
-        <w:t xml:space="preserve"> </w:t>
-      </w:r>
-      <w:proofErr w:type="spellStart"/>
-      <w:r>
-        <w:rPr>
-          <w:b/>
-          <w:bCs/>
-          <w:i/>
-          <w:iCs/>
+        </w:rPr>
+        <w:t xml:space="preserve"> </w:t>
+      </w:r>
+      <w:proofErr w:type="spellStart"/>
+      <w:r>
+        <w:rPr>
+          <w:b/>
+          <w:bCs/>
         </w:rPr>
         <w:t>đề</w:t>
       </w:r>
@@ -2027,703 +2015,471 @@
     </w:p>
     <w:p>
       <w:pPr>
-        <w:rPr>
-          <w:b/>
-          <w:bCs/>
-        </w:rPr>
-      </w:pPr>
-      <w:r>
-        <w:rPr>
-          <w:b/>
-          <w:bCs/>
-        </w:rPr>
-        <w:t xml:space="preserve">. </w:t>
-      </w:r>
-      <w:proofErr w:type="spellStart"/>
-      <w:r>
-        <w:rPr>
-          <w:b/>
-          <w:bCs/>
-        </w:rPr>
-        <w:t>Xác</w:t>
-      </w:r>
-      <w:proofErr w:type="spellEnd"/>
-      <w:r>
-        <w:rPr>
-          <w:b/>
-          <w:bCs/>
-        </w:rPr>
-        <w:t xml:space="preserve"> </w:t>
-      </w:r>
-      <w:proofErr w:type="spellStart"/>
-      <w:r>
-        <w:rPr>
-          <w:b/>
-          <w:bCs/>
-        </w:rPr>
-        <w:t>định</w:t>
-      </w:r>
-      <w:proofErr w:type="spellEnd"/>
-      <w:r>
-        <w:rPr>
-          <w:b/>
-          <w:bCs/>
-        </w:rPr>
-        <w:t xml:space="preserve"> </w:t>
-      </w:r>
-      <w:proofErr w:type="spellStart"/>
-      <w:r>
-        <w:rPr>
-          <w:b/>
-          <w:bCs/>
-        </w:rPr>
-        <w:t>bước</w:t>
-      </w:r>
-      <w:proofErr w:type="spellEnd"/>
-      <w:r>
-        <w:rPr>
-          <w:b/>
-          <w:bCs/>
-        </w:rPr>
-        <w:t xml:space="preserve"> </w:t>
-      </w:r>
-      <w:proofErr w:type="spellStart"/>
-      <w:r>
-        <w:rPr>
-          <w:b/>
-          <w:bCs/>
-        </w:rPr>
-        <w:t>quy</w:t>
-      </w:r>
-      <w:proofErr w:type="spellEnd"/>
-      <w:r>
-        <w:rPr>
-          <w:b/>
-          <w:bCs/>
-        </w:rPr>
-        <w:t xml:space="preserve"> </w:t>
-      </w:r>
-      <w:proofErr w:type="spellStart"/>
-      <w:r>
-        <w:rPr>
-          <w:b/>
-          <w:bCs/>
-        </w:rPr>
-        <w:t>đổi</w:t>
-      </w:r>
-      <w:proofErr w:type="spellEnd"/>
-      <w:r>
-        <w:rPr>
-          <w:b/>
-          <w:bCs/>
-        </w:rPr>
-        <w:t xml:space="preserve"> </w:t>
-      </w:r>
-      <w:proofErr w:type="spellStart"/>
-      <w:r>
-        <w:rPr>
-          <w:b/>
-          <w:bCs/>
-        </w:rPr>
-        <w:t>sai</w:t>
-      </w:r>
-      <w:proofErr w:type="spellEnd"/>
-      <w:r>
-        <w:rPr>
-          <w:b/>
-          <w:bCs/>
-        </w:rPr>
-        <w:t xml:space="preserve"> </w:t>
-      </w:r>
-      <w:proofErr w:type="spellStart"/>
-      <w:r>
-        <w:rPr>
-          <w:b/>
-          <w:bCs/>
-        </w:rPr>
-        <w:t>trong</w:t>
-      </w:r>
-      <w:proofErr w:type="spellEnd"/>
-      <w:r>
-        <w:rPr>
-          <w:b/>
-          <w:bCs/>
-        </w:rPr>
-        <w:t xml:space="preserve"> </w:t>
-      </w:r>
-      <w:proofErr w:type="spellStart"/>
-      <w:r>
-        <w:rPr>
-          <w:b/>
-          <w:bCs/>
-        </w:rPr>
-        <w:t>bảng</w:t>
-      </w:r>
-      <w:proofErr w:type="spellEnd"/>
-    </w:p>
-    <w:p>
-      <w:r>
-        <w:lastRenderedPageBreak/>
-        <w:t xml:space="preserve">Sai </w:t>
-      </w:r>
-      <w:proofErr w:type="spellStart"/>
-      <w:r>
-        <w:t>sót</w:t>
-      </w:r>
-      <w:proofErr w:type="spellEnd"/>
-      <w:r>
-        <w:t xml:space="preserve"> </w:t>
-      </w:r>
-      <w:proofErr w:type="spellStart"/>
-      <w:r>
-        <w:t>nằm</w:t>
-      </w:r>
-      <w:proofErr w:type="spellEnd"/>
-      <w:r>
-        <w:t xml:space="preserve"> ở </w:t>
-      </w:r>
-      <w:proofErr w:type="spellStart"/>
-      <w:r>
-        <w:t>hàng</w:t>
-      </w:r>
-      <w:proofErr w:type="spellEnd"/>
-      <w:r>
-        <w:t xml:space="preserve"> </w:t>
-      </w:r>
-      <w:r>
-        <w:rPr>
-          <w:b/>
-          <w:bCs/>
-        </w:rPr>
-        <w:t xml:space="preserve">"1000 </w:t>
-      </w:r>
-      <w:proofErr w:type="spellStart"/>
-      <w:r>
-        <w:rPr>
-          <w:b/>
-          <w:bCs/>
-        </w:rPr>
-        <w:t>ảnh</w:t>
-      </w:r>
-      <w:proofErr w:type="spellEnd"/>
-      <w:r>
-        <w:rPr>
-          <w:b/>
-          <w:bCs/>
-        </w:rPr>
-        <w:t xml:space="preserve"> </w:t>
-      </w:r>
-      <w:proofErr w:type="spellStart"/>
-      <w:r>
-        <w:rPr>
-          <w:b/>
-          <w:bCs/>
-        </w:rPr>
-        <w:t>bài</w:t>
-      </w:r>
-      <w:proofErr w:type="spellEnd"/>
-      <w:r>
-        <w:rPr>
-          <w:b/>
-          <w:bCs/>
-        </w:rPr>
-        <w:t xml:space="preserve"> </w:t>
-      </w:r>
-      <w:proofErr w:type="spellStart"/>
-      <w:r>
-        <w:rPr>
-          <w:b/>
-          <w:bCs/>
-        </w:rPr>
-        <w:t>giảng</w:t>
-      </w:r>
-      <w:proofErr w:type="spellEnd"/>
-      <w:r>
-        <w:rPr>
-          <w:b/>
-          <w:bCs/>
-        </w:rPr>
-        <w:t>"</w:t>
-      </w:r>
-      <w:r>
-        <w:t>:</w:t>
-      </w:r>
-    </w:p>
-    <w:p>
-      <w:pPr>
         <w:numPr>
           <w:ilvl w:val="0"/>
-          <w:numId w:val="5"/>
+          <w:numId w:val="10"/>
         </w:numPr>
-      </w:pPr>
-      <w:r>
-        <w:t xml:space="preserve">Sinh </w:t>
-      </w:r>
-      <w:proofErr w:type="spellStart"/>
-      <w:r>
-        <w:t>viên</w:t>
-      </w:r>
-      <w:proofErr w:type="spellEnd"/>
-      <w:r>
-        <w:t xml:space="preserve"> </w:t>
-      </w:r>
-      <w:proofErr w:type="spellStart"/>
-      <w:r>
-        <w:t>đã</w:t>
-      </w:r>
-      <w:proofErr w:type="spellEnd"/>
-      <w:r>
-        <w:t xml:space="preserve"> </w:t>
-      </w:r>
-      <w:proofErr w:type="spellStart"/>
-      <w:r>
+        <w:rPr>
+          <w:b/>
+          <w:bCs/>
+        </w:rPr>
+      </w:pPr>
+      <w:proofErr w:type="spellStart"/>
+      <w:r>
+        <w:rPr>
+          <w:b/>
+          <w:bCs/>
+        </w:rPr>
+        <w:lastRenderedPageBreak/>
+        <w:t>Điểm</w:t>
+      </w:r>
+      <w:proofErr w:type="spellEnd"/>
+      <w:r>
+        <w:rPr>
+          <w:b/>
+          <w:bCs/>
+        </w:rPr>
+        <w:t xml:space="preserve"> </w:t>
+      </w:r>
+      <w:proofErr w:type="spellStart"/>
+      <w:r>
+        <w:rPr>
+          <w:b/>
+          <w:bCs/>
+        </w:rPr>
+        <w:t>sai</w:t>
+      </w:r>
+      <w:proofErr w:type="spellEnd"/>
+      <w:r>
+        <w:rPr>
+          <w:b/>
+          <w:bCs/>
+        </w:rPr>
+        <w:t xml:space="preserve">: </w:t>
+      </w:r>
+      <w:proofErr w:type="spellStart"/>
+      <w:r>
+        <w:rPr>
+          <w:b/>
+          <w:bCs/>
+        </w:rPr>
+        <w:t>Hàng</w:t>
+      </w:r>
+      <w:proofErr w:type="spellEnd"/>
+      <w:r>
+        <w:rPr>
+          <w:b/>
+          <w:bCs/>
+        </w:rPr>
+        <w:t xml:space="preserve"> "1000 </w:t>
+      </w:r>
+      <w:proofErr w:type="spellStart"/>
+      <w:r>
+        <w:rPr>
+          <w:b/>
+          <w:bCs/>
+        </w:rPr>
+        <w:t>ảnh</w:t>
+      </w:r>
+      <w:proofErr w:type="spellEnd"/>
+      <w:r>
+        <w:rPr>
+          <w:b/>
+          <w:bCs/>
+        </w:rPr>
+        <w:t xml:space="preserve"> </w:t>
+      </w:r>
+      <w:proofErr w:type="spellStart"/>
+      <w:r>
+        <w:rPr>
+          <w:b/>
+          <w:bCs/>
+        </w:rPr>
+        <w:t>bài</w:t>
+      </w:r>
+      <w:proofErr w:type="spellEnd"/>
+      <w:r>
+        <w:rPr>
+          <w:b/>
+          <w:bCs/>
+        </w:rPr>
+        <w:t xml:space="preserve"> </w:t>
+      </w:r>
+      <w:proofErr w:type="spellStart"/>
+      <w:r>
+        <w:rPr>
+          <w:b/>
+          <w:bCs/>
+        </w:rPr>
+        <w:t>giảng</w:t>
+      </w:r>
+      <w:proofErr w:type="spellEnd"/>
+      <w:r>
+        <w:rPr>
+          <w:b/>
+          <w:bCs/>
+        </w:rPr>
+        <w:t xml:space="preserve">" </w:t>
+      </w:r>
+      <w:proofErr w:type="spellStart"/>
+      <w:r>
+        <w:rPr>
+          <w:b/>
+          <w:bCs/>
+        </w:rPr>
         <w:t>tính</w:t>
       </w:r>
       <w:proofErr w:type="spellEnd"/>
       <w:r>
-        <w:t xml:space="preserve"> </w:t>
-      </w:r>
-      <w:proofErr w:type="spellStart"/>
-      <w:r>
-        <w:t>tổng</w:t>
-      </w:r>
-      <w:proofErr w:type="spellEnd"/>
-      <w:r>
-        <w:t xml:space="preserve"> dung </w:t>
-      </w:r>
-      <w:proofErr w:type="spellStart"/>
-      <w:r>
-        <w:t>lượng</w:t>
-      </w:r>
-      <w:proofErr w:type="spellEnd"/>
-      <w:r>
-        <w:t xml:space="preserve"> </w:t>
-      </w:r>
-      <w:proofErr w:type="spellStart"/>
-      <w:r>
-        <w:t>ảnh</w:t>
-      </w:r>
-      <w:proofErr w:type="spellEnd"/>
-      <w:r>
-        <w:t xml:space="preserve"> </w:t>
-      </w:r>
-      <w:proofErr w:type="spellStart"/>
-      <w:r>
-        <w:t>là</w:t>
-      </w:r>
-      <w:proofErr w:type="spellEnd"/>
-      <w:r>
+        <w:rPr>
+          <w:b/>
+          <w:bCs/>
+        </w:rPr>
         <w:t xml:space="preserve"> </w:t>
       </w:r>
       <m:oMath>
         <m:r>
+          <m:rPr>
+            <m:sty m:val="bi"/>
+          </m:rPr>
           <w:rPr>
             <w:rFonts w:ascii="Cambria Math" w:hAnsi="Cambria Math"/>
           </w:rPr>
-          <m:t>4</m:t>
+          <m:t>4000</m:t>
         </m:r>
         <m:r>
           <m:rPr>
             <m:nor/>
           </m:rPr>
+          <w:rPr>
+            <w:b/>
+            <w:bCs/>
+          </w:rPr>
           <m:t> MB</m:t>
         </m:r>
         <m:r>
+          <m:rPr>
+            <m:sty m:val="bi"/>
+          </m:rPr>
           <w:rPr>
             <w:rFonts w:ascii="Cambria Math" w:hAnsi="Cambria Math"/>
           </w:rPr>
-          <m:t>×1000=4000</m:t>
+          <m:t>=4</m:t>
         </m:r>
         <m:r>
           <m:rPr>
             <m:nor/>
           </m:rPr>
-          <m:t> MB</m:t>
-        </m:r>
-      </m:oMath>
-      <w:r>
-        <w:t xml:space="preserve">, </w:t>
-      </w:r>
-      <w:proofErr w:type="spellStart"/>
-      <w:r>
-        <w:t>sau</w:t>
-      </w:r>
-      <w:proofErr w:type="spellEnd"/>
-      <w:r>
-        <w:t xml:space="preserve"> </w:t>
-      </w:r>
-      <w:proofErr w:type="spellStart"/>
-      <w:r>
-        <w:t>đó</w:t>
-      </w:r>
-      <w:proofErr w:type="spellEnd"/>
-      <w:r>
-        <w:t xml:space="preserve"> </w:t>
-      </w:r>
-      <w:proofErr w:type="spellStart"/>
-      <w:r>
-        <w:t>quy</w:t>
-      </w:r>
-      <w:proofErr w:type="spellEnd"/>
-      <w:r>
-        <w:t xml:space="preserve"> </w:t>
-      </w:r>
-      <w:proofErr w:type="spellStart"/>
-      <w:r>
-        <w:t>đổi</w:t>
-      </w:r>
-      <w:proofErr w:type="spellEnd"/>
-      <w:r>
-        <w:t xml:space="preserve"> </w:t>
-      </w:r>
-      <w:proofErr w:type="spellStart"/>
-      <w:r>
-        <w:t>ra</w:t>
-      </w:r>
-      <w:proofErr w:type="spellEnd"/>
-      <w:r>
-        <w:t xml:space="preserve"> GB </w:t>
-      </w:r>
-      <w:proofErr w:type="spellStart"/>
-      <w:r>
-        <w:t>bằng</w:t>
-      </w:r>
-      <w:proofErr w:type="spellEnd"/>
-      <w:r>
-        <w:t xml:space="preserve"> </w:t>
-      </w:r>
-      <w:proofErr w:type="spellStart"/>
-      <w:r>
-        <w:t>cách</w:t>
-      </w:r>
-      <w:proofErr w:type="spellEnd"/>
-      <w:r>
-        <w:t xml:space="preserve"> chia </w:t>
-      </w:r>
-      <w:proofErr w:type="spellStart"/>
-      <w:r>
-        <w:t>cho</w:t>
-      </w:r>
-      <w:proofErr w:type="spellEnd"/>
-      <w:r>
-        <w:t xml:space="preserve"> </w:t>
-      </w:r>
-      <w:r>
-        <w:rPr>
-          <w:b/>
-          <w:bCs/>
-        </w:rPr>
-        <w:t>1000</w:t>
-      </w:r>
-      <w:r>
-        <w:t xml:space="preserve"> (</w:t>
-      </w:r>
-      <m:oMath>
-        <m:r>
           <w:rPr>
-            <w:rFonts w:ascii="Cambria Math" w:hAnsi="Cambria Math"/>
+            <w:b/>
+            <w:bCs/>
           </w:rPr>
-          <m:t>4000/1000=4</m:t>
-        </m:r>
-        <m:r>
-          <m:rPr>
-            <m:nor/>
-          </m:rPr>
           <m:t> GB</m:t>
         </m:r>
       </m:oMath>
       <w:r>
-        <w:t xml:space="preserve">) </w:t>
-      </w:r>
-      <w:proofErr w:type="spellStart"/>
-      <w:r>
+        <w:rPr>
+          <w:b/>
+          <w:bCs/>
+        </w:rPr>
+        <w:t xml:space="preserve"> </w:t>
+      </w:r>
+      <w:proofErr w:type="spellStart"/>
+      <w:r>
+        <w:rPr>
+          <w:b/>
+          <w:bCs/>
+        </w:rPr>
+        <w:t>bằng</w:t>
+      </w:r>
+      <w:proofErr w:type="spellEnd"/>
+      <w:r>
+        <w:rPr>
+          <w:b/>
+          <w:bCs/>
+        </w:rPr>
+        <w:t xml:space="preserve"> </w:t>
+      </w:r>
+      <w:proofErr w:type="spellStart"/>
+      <w:r>
+        <w:rPr>
+          <w:b/>
+          <w:bCs/>
+        </w:rPr>
+        <w:t>cách</w:t>
+      </w:r>
+      <w:proofErr w:type="spellEnd"/>
+      <w:r>
+        <w:rPr>
+          <w:b/>
+          <w:bCs/>
+        </w:rPr>
+        <w:t xml:space="preserve"> chia </w:t>
+      </w:r>
+      <w:proofErr w:type="spellStart"/>
+      <w:r>
+        <w:rPr>
+          <w:b/>
+          <w:bCs/>
+        </w:rPr>
+        <w:t>cho</w:t>
+      </w:r>
+      <w:proofErr w:type="spellEnd"/>
+      <w:r>
+        <w:rPr>
+          <w:b/>
+          <w:bCs/>
+        </w:rPr>
+        <w:t xml:space="preserve"> 1000 </w:t>
+      </w:r>
+      <w:proofErr w:type="spellStart"/>
+      <w:r>
+        <w:rPr>
+          <w:b/>
+          <w:bCs/>
+        </w:rPr>
         <w:t>thay</w:t>
       </w:r>
       <w:proofErr w:type="spellEnd"/>
       <w:r>
-        <w:t xml:space="preserve"> </w:t>
-      </w:r>
-      <w:proofErr w:type="spellStart"/>
-      <w:r>
+        <w:rPr>
+          <w:b/>
+          <w:bCs/>
+        </w:rPr>
+        <w:t xml:space="preserve"> </w:t>
+      </w:r>
+      <w:proofErr w:type="spellStart"/>
+      <w:r>
+        <w:rPr>
+          <w:b/>
+          <w:bCs/>
+        </w:rPr>
         <w:t>vì</w:t>
       </w:r>
       <w:proofErr w:type="spellEnd"/>
       <w:r>
-        <w:t xml:space="preserve"> chia </w:t>
-      </w:r>
-      <w:proofErr w:type="spellStart"/>
-      <w:r>
-        <w:t>cho</w:t>
-      </w:r>
-      <w:proofErr w:type="spellEnd"/>
-      <w:r>
-        <w:t xml:space="preserve"> </w:t>
-      </w:r>
-      <w:r>
-        <w:rPr>
-          <w:b/>
-          <w:bCs/>
-        </w:rPr>
-        <w:t>1024</w:t>
-      </w:r>
-      <w:r>
-        <w:t>.</w:t>
+        <w:rPr>
+          <w:b/>
+          <w:bCs/>
+        </w:rPr>
+        <w:t xml:space="preserve"> 1024.</w:t>
       </w:r>
     </w:p>
     <w:p>
       <w:pPr>
-        <w:rPr>
-          <w:b/>
-          <w:bCs/>
-        </w:rPr>
-      </w:pPr>
-      <w:r>
-        <w:rPr>
-          <w:b/>
-          <w:bCs/>
-        </w:rPr>
-        <w:t xml:space="preserve">2. Nguyên </w:t>
-      </w:r>
-      <w:proofErr w:type="spellStart"/>
-      <w:r>
-        <w:rPr>
-          <w:b/>
-          <w:bCs/>
-        </w:rPr>
-        <w:t>nhân</w:t>
-      </w:r>
-      <w:proofErr w:type="spellEnd"/>
-      <w:r>
-        <w:rPr>
-          <w:b/>
-          <w:bCs/>
-        </w:rPr>
-        <w:t xml:space="preserve"> </w:t>
-      </w:r>
-      <w:proofErr w:type="spellStart"/>
-      <w:r>
-        <w:rPr>
-          <w:b/>
-          <w:bCs/>
-        </w:rPr>
-        <w:t>dẫn</w:t>
-      </w:r>
-      <w:proofErr w:type="spellEnd"/>
-      <w:r>
-        <w:rPr>
-          <w:b/>
-          <w:bCs/>
-        </w:rPr>
-        <w:t xml:space="preserve"> </w:t>
-      </w:r>
-      <w:proofErr w:type="spellStart"/>
-      <w:r>
-        <w:rPr>
-          <w:b/>
-          <w:bCs/>
-        </w:rPr>
-        <w:t>đến</w:t>
-      </w:r>
-      <w:proofErr w:type="spellEnd"/>
-      <w:r>
-        <w:rPr>
-          <w:b/>
-          <w:bCs/>
-        </w:rPr>
-        <w:t xml:space="preserve"> </w:t>
-      </w:r>
-      <w:proofErr w:type="spellStart"/>
-      <w:r>
-        <w:rPr>
-          <w:b/>
-          <w:bCs/>
-        </w:rPr>
-        <w:t>sai</w:t>
-      </w:r>
-      <w:proofErr w:type="spellEnd"/>
-      <w:r>
-        <w:rPr>
-          <w:b/>
-          <w:bCs/>
-        </w:rPr>
-        <w:t xml:space="preserve"> </w:t>
-      </w:r>
-      <w:proofErr w:type="spellStart"/>
-      <w:r>
-        <w:rPr>
-          <w:b/>
-          <w:bCs/>
-        </w:rPr>
-        <w:t>lệch</w:t>
-      </w:r>
-      <w:proofErr w:type="spellEnd"/>
-      <w:r>
-        <w:rPr>
-          <w:b/>
-          <w:bCs/>
-        </w:rPr>
-        <w:t xml:space="preserve"> </w:t>
-      </w:r>
-      <w:proofErr w:type="spellStart"/>
-      <w:r>
-        <w:rPr>
-          <w:b/>
-          <w:bCs/>
-        </w:rPr>
-        <w:t>kết</w:t>
-      </w:r>
-      <w:proofErr w:type="spellEnd"/>
-      <w:r>
-        <w:rPr>
-          <w:b/>
-          <w:bCs/>
-        </w:rPr>
-        <w:t xml:space="preserve"> </w:t>
-      </w:r>
-      <w:proofErr w:type="spellStart"/>
-      <w:r>
-        <w:rPr>
-          <w:b/>
-          <w:bCs/>
-        </w:rPr>
-        <w:t>quả</w:t>
-      </w:r>
-      <w:proofErr w:type="spellEnd"/>
-    </w:p>
-    <w:p>
-      <w:pPr>
         <w:numPr>
           <w:ilvl w:val="0"/>
-          <w:numId w:val="6"/>
+          <w:numId w:val="10"/>
         </w:numPr>
-      </w:pPr>
-      <w:r>
-        <w:t xml:space="preserve">Theo </w:t>
-      </w:r>
-      <w:proofErr w:type="spellStart"/>
-      <w:r>
+        <w:rPr>
+          <w:b/>
+          <w:bCs/>
+        </w:rPr>
+      </w:pPr>
+      <w:r>
+        <w:rPr>
+          <w:b/>
+          <w:bCs/>
+        </w:rPr>
+        <w:t xml:space="preserve">Nguyên </w:t>
+      </w:r>
+      <w:proofErr w:type="spellStart"/>
+      <w:r>
+        <w:rPr>
+          <w:b/>
+          <w:bCs/>
+        </w:rPr>
+        <w:t>nhân</w:t>
+      </w:r>
+      <w:proofErr w:type="spellEnd"/>
+      <w:r>
+        <w:rPr>
+          <w:b/>
+          <w:bCs/>
+        </w:rPr>
+        <w:t xml:space="preserve">: </w:t>
+      </w:r>
+      <w:proofErr w:type="spellStart"/>
+      <w:r>
+        <w:rPr>
+          <w:b/>
+          <w:bCs/>
+        </w:rPr>
+        <w:t>Dùng</w:t>
+      </w:r>
+      <w:proofErr w:type="spellEnd"/>
+      <w:r>
+        <w:rPr>
+          <w:b/>
+          <w:bCs/>
+        </w:rPr>
+        <w:t xml:space="preserve"> </w:t>
+      </w:r>
+      <w:proofErr w:type="spellStart"/>
+      <w:r>
+        <w:rPr>
+          <w:b/>
+          <w:bCs/>
+        </w:rPr>
         <w:t>hệ</w:t>
       </w:r>
       <w:proofErr w:type="spellEnd"/>
       <w:r>
-        <w:t xml:space="preserve"> </w:t>
-      </w:r>
-      <w:proofErr w:type="spellStart"/>
-      <w:r>
+        <w:rPr>
+          <w:b/>
+          <w:bCs/>
+        </w:rPr>
+        <w:t xml:space="preserve"> </w:t>
+      </w:r>
+      <w:proofErr w:type="spellStart"/>
+      <w:r>
+        <w:rPr>
+          <w:b/>
+          <w:bCs/>
+        </w:rPr>
+        <w:t>số</w:t>
+      </w:r>
+      <w:proofErr w:type="spellEnd"/>
+      <w:r>
+        <w:rPr>
+          <w:b/>
+          <w:bCs/>
+        </w:rPr>
+        <w:t xml:space="preserve"> 1000 </w:t>
+      </w:r>
+      <w:proofErr w:type="spellStart"/>
+      <w:r>
+        <w:rPr>
+          <w:b/>
+          <w:bCs/>
+        </w:rPr>
+        <w:t>thay</w:t>
+      </w:r>
+      <w:proofErr w:type="spellEnd"/>
+      <w:r>
+        <w:rPr>
+          <w:b/>
+          <w:bCs/>
+        </w:rPr>
+        <w:t xml:space="preserve"> </w:t>
+      </w:r>
+      <w:proofErr w:type="spellStart"/>
+      <w:r>
+        <w:rPr>
+          <w:b/>
+          <w:bCs/>
+        </w:rPr>
+        <w:t>vì</w:t>
+      </w:r>
+      <w:proofErr w:type="spellEnd"/>
+      <w:r>
+        <w:rPr>
+          <w:b/>
+          <w:bCs/>
+        </w:rPr>
+        <w:t xml:space="preserve"> </w:t>
+      </w:r>
+      <w:proofErr w:type="spellStart"/>
+      <w:r>
+        <w:rPr>
+          <w:b/>
+          <w:bCs/>
+        </w:rPr>
+        <w:t>hệ</w:t>
+      </w:r>
+      <w:proofErr w:type="spellEnd"/>
+      <w:r>
+        <w:rPr>
+          <w:b/>
+          <w:bCs/>
+        </w:rPr>
+        <w:t xml:space="preserve"> </w:t>
+      </w:r>
+      <w:proofErr w:type="spellStart"/>
+      <w:r>
+        <w:rPr>
+          <w:b/>
+          <w:bCs/>
+        </w:rPr>
+        <w:t>số</w:t>
+      </w:r>
+      <w:proofErr w:type="spellEnd"/>
+      <w:r>
+        <w:rPr>
+          <w:b/>
+          <w:bCs/>
+        </w:rPr>
+        <w:t xml:space="preserve"> 1024 </w:t>
+      </w:r>
+      <w:proofErr w:type="spellStart"/>
+      <w:r>
+        <w:rPr>
+          <w:b/>
+          <w:bCs/>
+        </w:rPr>
+        <w:t>theo</w:t>
+      </w:r>
+      <w:proofErr w:type="spellEnd"/>
+      <w:r>
+        <w:rPr>
+          <w:b/>
+          <w:bCs/>
+        </w:rPr>
+        <w:t xml:space="preserve"> </w:t>
+      </w:r>
+      <w:proofErr w:type="spellStart"/>
+      <w:r>
+        <w:rPr>
+          <w:b/>
+          <w:bCs/>
+        </w:rPr>
         <w:t>chuẩn</w:t>
       </w:r>
       <w:proofErr w:type="spellEnd"/>
       <w:r>
-        <w:t xml:space="preserve"> </w:t>
-      </w:r>
-      <w:proofErr w:type="spellStart"/>
-      <w:r>
+        <w:rPr>
+          <w:b/>
+          <w:bCs/>
+        </w:rPr>
+        <w:t xml:space="preserve"> </w:t>
+      </w:r>
+      <w:proofErr w:type="spellStart"/>
+      <w:r>
+        <w:rPr>
+          <w:b/>
+          <w:bCs/>
+        </w:rPr>
         <w:t>nhị</w:t>
       </w:r>
       <w:proofErr w:type="spellEnd"/>
       <w:r>
-        <w:t xml:space="preserve"> </w:t>
-      </w:r>
-      <w:proofErr w:type="spellStart"/>
-      <w:r>
+        <w:rPr>
+          <w:b/>
+          <w:bCs/>
+        </w:rPr>
+        <w:t xml:space="preserve"> </w:t>
+      </w:r>
+      <w:proofErr w:type="spellStart"/>
+      <w:r>
+        <w:rPr>
+          <w:b/>
+          <w:bCs/>
+        </w:rPr>
         <w:t>phân</w:t>
       </w:r>
       <w:proofErr w:type="spellEnd"/>
       <w:r>
-        <w:t xml:space="preserve"> </w:t>
-      </w:r>
-      <w:proofErr w:type="spellStart"/>
-      <w:r>
-        <w:t>và</w:t>
-      </w:r>
-      <w:proofErr w:type="spellEnd"/>
-      <w:r>
-        <w:t xml:space="preserve"> </w:t>
-      </w:r>
-      <w:proofErr w:type="spellStart"/>
-      <w:r>
-        <w:t>yêu</w:t>
-      </w:r>
-      <w:proofErr w:type="spellEnd"/>
-      <w:r>
-        <w:t xml:space="preserve"> </w:t>
-      </w:r>
-      <w:proofErr w:type="spellStart"/>
-      <w:r>
-        <w:t>cầu</w:t>
-      </w:r>
-      <w:proofErr w:type="spellEnd"/>
-      <w:r>
-        <w:t xml:space="preserve"> </w:t>
-      </w:r>
-      <w:proofErr w:type="spellStart"/>
-      <w:r>
-        <w:t>đề</w:t>
-      </w:r>
-      <w:proofErr w:type="spellEnd"/>
-      <w:r>
-        <w:t xml:space="preserve"> </w:t>
-      </w:r>
-      <w:proofErr w:type="spellStart"/>
-      <w:r>
-        <w:t>bài</w:t>
-      </w:r>
-      <w:proofErr w:type="spellEnd"/>
-      <w:r>
-        <w:t xml:space="preserve"> </w:t>
-      </w:r>
-      <w:proofErr w:type="spellStart"/>
-      <w:r>
-        <w:t>sử</w:t>
-      </w:r>
-      <w:proofErr w:type="spellEnd"/>
-      <w:r>
-        <w:t xml:space="preserve"> </w:t>
-      </w:r>
-      <w:proofErr w:type="spellStart"/>
-      <w:r>
-        <w:t>dụng</w:t>
-      </w:r>
-      <w:proofErr w:type="spellEnd"/>
-      <w:r>
-        <w:t xml:space="preserve"> </w:t>
-      </w:r>
-      <w:proofErr w:type="spellStart"/>
-      <w:r>
-        <w:t>hệ</w:t>
-      </w:r>
-      <w:proofErr w:type="spellEnd"/>
-      <w:r>
-        <w:t xml:space="preserve"> </w:t>
-      </w:r>
-      <w:proofErr w:type="spellStart"/>
-      <w:r>
-        <w:t>số</w:t>
-      </w:r>
-      <w:proofErr w:type="spellEnd"/>
-      <w:r>
-        <w:t xml:space="preserve"> </w:t>
-      </w:r>
-      <w:r>
-        <w:rPr>
-          <w:b/>
-          <w:bCs/>
-        </w:rPr>
-        <w:t>1024</w:t>
-      </w:r>
-      <w:r>
-        <w:t xml:space="preserve">, </w:t>
-      </w:r>
-      <w:proofErr w:type="spellStart"/>
-      <w:r>
-        <w:t>cứ</w:t>
-      </w:r>
-      <w:proofErr w:type="spellEnd"/>
-      <w:r>
-        <w:t xml:space="preserve"> </w:t>
+        <w:rPr>
+          <w:b/>
+          <w:bCs/>
+        </w:rPr>
+        <w:t xml:space="preserve"> (</w:t>
       </w:r>
       <m:oMath>
         <m:r>
+          <m:rPr>
+            <m:sty m:val="bi"/>
+          </m:rPr>
           <w:rPr>
             <w:rFonts w:ascii="Cambria Math" w:hAnsi="Cambria Math"/>
           </w:rPr>
@@ -2733,9 +2489,16 @@
           <m:rPr>
             <m:nor/>
           </m:rPr>
+          <w:rPr>
+            <w:b/>
+            <w:bCs/>
+          </w:rPr>
           <m:t> GB</m:t>
         </m:r>
         <m:r>
+          <m:rPr>
+            <m:sty m:val="bi"/>
+          </m:rPr>
           <w:rPr>
             <w:rFonts w:ascii="Cambria Math" w:hAnsi="Cambria Math"/>
           </w:rPr>
@@ -2745,1213 +2508,882 @@
           <m:rPr>
             <m:nor/>
           </m:rPr>
+          <w:rPr>
+            <w:b/>
+            <w:bCs/>
+          </w:rPr>
           <m:t> MB</m:t>
         </m:r>
       </m:oMath>
       <w:r>
-        <w:t xml:space="preserve"> (</w:t>
-      </w:r>
-      <w:proofErr w:type="spellStart"/>
-      <w:r>
-        <w:t>chứ</w:t>
-      </w:r>
-      <w:proofErr w:type="spellEnd"/>
-      <w:r>
-        <w:t xml:space="preserve"> </w:t>
-      </w:r>
-      <w:proofErr w:type="spellStart"/>
-      <w:r>
-        <w:t>không</w:t>
-      </w:r>
-      <w:proofErr w:type="spellEnd"/>
-      <w:r>
-        <w:t xml:space="preserve"> </w:t>
-      </w:r>
-      <w:proofErr w:type="spellStart"/>
-      <w:r>
-        <w:t>phải</w:t>
-      </w:r>
-      <w:proofErr w:type="spellEnd"/>
-      <w:r>
-        <w:t xml:space="preserve"> 1000 MB).</w:t>
+        <w:rPr>
+          <w:b/>
+          <w:bCs/>
+        </w:rPr>
+        <w:t xml:space="preserve">). </w:t>
+      </w:r>
+      <w:proofErr w:type="spellStart"/>
+      <w:r>
+        <w:rPr>
+          <w:b/>
+          <w:bCs/>
+        </w:rPr>
+        <w:t>Việc</w:t>
+      </w:r>
+      <w:proofErr w:type="spellEnd"/>
+      <w:r>
+        <w:rPr>
+          <w:b/>
+          <w:bCs/>
+        </w:rPr>
+        <w:t xml:space="preserve"> </w:t>
+      </w:r>
+      <w:proofErr w:type="spellStart"/>
+      <w:r>
+        <w:rPr>
+          <w:b/>
+          <w:bCs/>
+        </w:rPr>
+        <w:t>này</w:t>
+      </w:r>
+      <w:proofErr w:type="spellEnd"/>
+      <w:r>
+        <w:rPr>
+          <w:b/>
+          <w:bCs/>
+        </w:rPr>
+        <w:t xml:space="preserve"> </w:t>
+      </w:r>
+      <w:proofErr w:type="spellStart"/>
+      <w:r>
+        <w:rPr>
+          <w:b/>
+          <w:bCs/>
+        </w:rPr>
+        <w:t>làm</w:t>
+      </w:r>
+      <w:proofErr w:type="spellEnd"/>
+      <w:r>
+        <w:rPr>
+          <w:b/>
+          <w:bCs/>
+        </w:rPr>
+        <w:t xml:space="preserve"> </w:t>
+      </w:r>
+      <w:proofErr w:type="spellStart"/>
+      <w:r>
+        <w:rPr>
+          <w:b/>
+          <w:bCs/>
+        </w:rPr>
+        <w:t>tổng</w:t>
+      </w:r>
+      <w:proofErr w:type="spellEnd"/>
+      <w:r>
+        <w:rPr>
+          <w:b/>
+          <w:bCs/>
+        </w:rPr>
+        <w:t xml:space="preserve"> dung </w:t>
+      </w:r>
+      <w:proofErr w:type="spellStart"/>
+      <w:r>
+        <w:rPr>
+          <w:b/>
+          <w:bCs/>
+        </w:rPr>
+        <w:t>lượng</w:t>
+      </w:r>
+      <w:proofErr w:type="spellEnd"/>
+      <w:r>
+        <w:rPr>
+          <w:b/>
+          <w:bCs/>
+        </w:rPr>
+        <w:t xml:space="preserve"> </w:t>
+      </w:r>
+      <w:proofErr w:type="spellStart"/>
+      <w:r>
+        <w:rPr>
+          <w:b/>
+          <w:bCs/>
+        </w:rPr>
+        <w:t>bị</w:t>
+      </w:r>
+      <w:proofErr w:type="spellEnd"/>
+      <w:r>
+        <w:rPr>
+          <w:b/>
+          <w:bCs/>
+        </w:rPr>
+        <w:t xml:space="preserve"> </w:t>
+      </w:r>
+      <w:proofErr w:type="spellStart"/>
+      <w:r>
+        <w:rPr>
+          <w:b/>
+          <w:bCs/>
+        </w:rPr>
+        <w:t>tính</w:t>
+      </w:r>
+      <w:proofErr w:type="spellEnd"/>
+      <w:r>
+        <w:rPr>
+          <w:b/>
+          <w:bCs/>
+        </w:rPr>
+        <w:t xml:space="preserve"> </w:t>
+      </w:r>
+      <w:proofErr w:type="spellStart"/>
+      <w:r>
+        <w:rPr>
+          <w:b/>
+          <w:bCs/>
+        </w:rPr>
+        <w:t>chênh</w:t>
+      </w:r>
+      <w:proofErr w:type="spellEnd"/>
+      <w:r>
+        <w:rPr>
+          <w:b/>
+          <w:bCs/>
+        </w:rPr>
+        <w:t xml:space="preserve"> </w:t>
+      </w:r>
+      <w:proofErr w:type="spellStart"/>
+      <w:r>
+        <w:rPr>
+          <w:b/>
+          <w:bCs/>
+        </w:rPr>
+        <w:t>lệch</w:t>
+      </w:r>
+      <w:proofErr w:type="spellEnd"/>
+      <w:r>
+        <w:rPr>
+          <w:b/>
+          <w:bCs/>
+        </w:rPr>
+        <w:t xml:space="preserve">, </w:t>
+      </w:r>
+      <w:proofErr w:type="spellStart"/>
+      <w:r>
+        <w:rPr>
+          <w:b/>
+          <w:bCs/>
+        </w:rPr>
+        <w:t>khiến</w:t>
+      </w:r>
+      <w:proofErr w:type="spellEnd"/>
+      <w:r>
+        <w:rPr>
+          <w:b/>
+          <w:bCs/>
+        </w:rPr>
+        <w:t xml:space="preserve"> dung </w:t>
+      </w:r>
+      <w:proofErr w:type="spellStart"/>
+      <w:r>
+        <w:rPr>
+          <w:b/>
+          <w:bCs/>
+        </w:rPr>
+        <w:t>lượng</w:t>
+      </w:r>
+      <w:proofErr w:type="spellEnd"/>
+      <w:r>
+        <w:rPr>
+          <w:b/>
+          <w:bCs/>
+        </w:rPr>
+        <w:t xml:space="preserve"> </w:t>
+      </w:r>
+      <w:proofErr w:type="spellStart"/>
+      <w:r>
+        <w:rPr>
+          <w:b/>
+          <w:bCs/>
+        </w:rPr>
+        <w:t>trống</w:t>
+      </w:r>
+      <w:proofErr w:type="spellEnd"/>
+      <w:r>
+        <w:rPr>
+          <w:b/>
+          <w:bCs/>
+        </w:rPr>
+        <w:t xml:space="preserve"> </w:t>
+      </w:r>
+      <w:proofErr w:type="spellStart"/>
+      <w:r>
+        <w:rPr>
+          <w:b/>
+          <w:bCs/>
+        </w:rPr>
+        <w:t>thực</w:t>
+      </w:r>
+      <w:proofErr w:type="spellEnd"/>
+      <w:r>
+        <w:rPr>
+          <w:b/>
+          <w:bCs/>
+        </w:rPr>
+        <w:t xml:space="preserve"> </w:t>
+      </w:r>
+      <w:proofErr w:type="spellStart"/>
+      <w:r>
+        <w:rPr>
+          <w:b/>
+          <w:bCs/>
+        </w:rPr>
+        <w:t>tế</w:t>
+      </w:r>
+      <w:proofErr w:type="spellEnd"/>
+      <w:r>
+        <w:rPr>
+          <w:b/>
+          <w:bCs/>
+        </w:rPr>
+        <w:t xml:space="preserve"> </w:t>
+      </w:r>
+      <w:proofErr w:type="spellStart"/>
+      <w:r>
+        <w:rPr>
+          <w:b/>
+          <w:bCs/>
+        </w:rPr>
+        <w:t>hiển</w:t>
+      </w:r>
+      <w:proofErr w:type="spellEnd"/>
+      <w:r>
+        <w:rPr>
+          <w:b/>
+          <w:bCs/>
+        </w:rPr>
+        <w:t xml:space="preserve"> </w:t>
+      </w:r>
+      <w:proofErr w:type="spellStart"/>
+      <w:r>
+        <w:rPr>
+          <w:b/>
+          <w:bCs/>
+        </w:rPr>
+        <w:t>thị</w:t>
+      </w:r>
+      <w:proofErr w:type="spellEnd"/>
+      <w:r>
+        <w:rPr>
+          <w:b/>
+          <w:bCs/>
+        </w:rPr>
+        <w:t xml:space="preserve"> </w:t>
+      </w:r>
+      <w:proofErr w:type="spellStart"/>
+      <w:r>
+        <w:rPr>
+          <w:b/>
+          <w:bCs/>
+        </w:rPr>
+        <w:t>cao</w:t>
+      </w:r>
+      <w:proofErr w:type="spellEnd"/>
+      <w:r>
+        <w:rPr>
+          <w:b/>
+          <w:bCs/>
+        </w:rPr>
+        <w:t xml:space="preserve"> </w:t>
+      </w:r>
+      <w:proofErr w:type="spellStart"/>
+      <w:r>
+        <w:rPr>
+          <w:b/>
+          <w:bCs/>
+        </w:rPr>
+        <w:t>hơn</w:t>
+      </w:r>
+      <w:proofErr w:type="spellEnd"/>
+      <w:r>
+        <w:rPr>
+          <w:b/>
+          <w:bCs/>
+        </w:rPr>
+        <w:t xml:space="preserve"> </w:t>
+      </w:r>
+      <w:proofErr w:type="spellStart"/>
+      <w:r>
+        <w:rPr>
+          <w:b/>
+          <w:bCs/>
+        </w:rPr>
+        <w:t>dự</w:t>
+      </w:r>
+      <w:proofErr w:type="spellEnd"/>
+      <w:r>
+        <w:rPr>
+          <w:b/>
+          <w:bCs/>
+        </w:rPr>
+        <w:t xml:space="preserve"> </w:t>
+      </w:r>
+      <w:proofErr w:type="spellStart"/>
+      <w:r>
+        <w:rPr>
+          <w:b/>
+          <w:bCs/>
+        </w:rPr>
+        <w:t>tính</w:t>
+      </w:r>
+      <w:proofErr w:type="spellEnd"/>
+      <w:r>
+        <w:rPr>
+          <w:b/>
+          <w:bCs/>
+        </w:rPr>
+        <w:t>.</w:t>
       </w:r>
     </w:p>
     <w:p>
       <w:pPr>
-        <w:numPr>
-          <w:ilvl w:val="0"/>
-          <w:numId w:val="6"/>
-        </w:numPr>
-      </w:pPr>
-      <w:r>
-        <w:t xml:space="preserve">Do </w:t>
-      </w:r>
-      <w:proofErr w:type="spellStart"/>
-      <w:r>
-        <w:t>tính</w:t>
-      </w:r>
-      <w:proofErr w:type="spellEnd"/>
-      <w:r>
-        <w:t xml:space="preserve"> </w:t>
-      </w:r>
-      <w:proofErr w:type="spellStart"/>
-      <w:r>
-        <w:t>nhầm</w:t>
-      </w:r>
-      <w:proofErr w:type="spellEnd"/>
-      <w:r>
-        <w:t xml:space="preserve"> </w:t>
+        <w:rPr>
+          <w:b/>
+          <w:bCs/>
+        </w:rPr>
+      </w:pPr>
+      <w:proofErr w:type="spellStart"/>
+      <w:r>
+        <w:rPr>
+          <w:b/>
+          <w:bCs/>
+        </w:rPr>
+        <w:t>Phần</w:t>
+      </w:r>
+      <w:proofErr w:type="spellEnd"/>
+      <w:r>
+        <w:rPr>
+          <w:b/>
+          <w:bCs/>
+        </w:rPr>
+        <w:t xml:space="preserve"> 2: Hoàn </w:t>
+      </w:r>
+      <w:proofErr w:type="spellStart"/>
+      <w:r>
+        <w:rPr>
+          <w:b/>
+          <w:bCs/>
+        </w:rPr>
+        <w:t>thiện</w:t>
+      </w:r>
+      <w:proofErr w:type="spellEnd"/>
+      <w:r>
+        <w:rPr>
+          <w:b/>
+          <w:bCs/>
+        </w:rPr>
+        <w:t xml:space="preserve"> </w:t>
+      </w:r>
+      <w:proofErr w:type="spellStart"/>
+      <w:r>
+        <w:rPr>
+          <w:b/>
+          <w:bCs/>
+        </w:rPr>
+        <w:t>bài</w:t>
+      </w:r>
+      <w:proofErr w:type="spellEnd"/>
+    </w:p>
+    <w:p>
+      <w:pPr>
+        <w:rPr>
+          <w:b/>
+          <w:bCs/>
+        </w:rPr>
+      </w:pPr>
+      <w:r>
+        <w:rPr>
+          <w:b/>
+          <w:bCs/>
+          <w:i/>
+          <w:iCs/>
+        </w:rPr>
+        <w:t xml:space="preserve">Quy </w:t>
+      </w:r>
+      <w:proofErr w:type="spellStart"/>
+      <w:r>
+        <w:rPr>
+          <w:b/>
+          <w:bCs/>
+          <w:i/>
+          <w:iCs/>
+        </w:rPr>
+        <w:t>đổi</w:t>
+      </w:r>
+      <w:proofErr w:type="spellEnd"/>
+      <w:r>
+        <w:rPr>
+          <w:b/>
+          <w:bCs/>
+          <w:i/>
+          <w:iCs/>
+        </w:rPr>
+        <w:t xml:space="preserve"> </w:t>
+      </w:r>
+      <w:proofErr w:type="spellStart"/>
+      <w:r>
+        <w:rPr>
+          <w:b/>
+          <w:bCs/>
+          <w:i/>
+          <w:iCs/>
+        </w:rPr>
+        <w:t>tổng</w:t>
+      </w:r>
+      <w:proofErr w:type="spellEnd"/>
+      <w:r>
+        <w:rPr>
+          <w:b/>
+          <w:bCs/>
+          <w:i/>
+          <w:iCs/>
+        </w:rPr>
+        <w:t xml:space="preserve"> dung </w:t>
+      </w:r>
+      <w:proofErr w:type="spellStart"/>
+      <w:r>
+        <w:rPr>
+          <w:b/>
+          <w:bCs/>
+          <w:i/>
+          <w:iCs/>
+        </w:rPr>
+        <w:t>lượng</w:t>
+      </w:r>
+      <w:proofErr w:type="spellEnd"/>
+      <w:r>
+        <w:rPr>
+          <w:b/>
+          <w:bCs/>
+          <w:i/>
+          <w:iCs/>
+        </w:rPr>
+        <w:t xml:space="preserve"> SSD 256 GB = </w:t>
       </w:r>
       <m:oMath>
         <m:r>
+          <m:rPr>
+            <m:sty m:val="bi"/>
+          </m:rPr>
           <w:rPr>
             <w:rFonts w:ascii="Cambria Math" w:hAnsi="Cambria Math"/>
           </w:rPr>
-          <m:t>4000</m:t>
+          <m:t>262.144</m:t>
         </m:r>
         <m:r>
           <m:rPr>
             <m:nor/>
           </m:rPr>
+          <w:rPr>
+            <w:b/>
+            <w:bCs/>
+          </w:rPr>
           <m:t> MB</m:t>
         </m:r>
+      </m:oMath>
+      <w:r>
+        <w:rPr>
+          <w:b/>
+          <w:bCs/>
+          <w:i/>
+          <w:iCs/>
+        </w:rPr>
+        <w:t>.</w:t>
+      </w:r>
+    </w:p>
+    <w:p>
+      <w:pPr>
+        <w:numPr>
+          <w:ilvl w:val="0"/>
+          <w:numId w:val="11"/>
+        </w:numPr>
+        <w:rPr>
+          <w:b/>
+          <w:bCs/>
+        </w:rPr>
+      </w:pPr>
+      <w:proofErr w:type="spellStart"/>
+      <w:r>
+        <w:rPr>
+          <w:b/>
+          <w:bCs/>
+        </w:rPr>
+        <w:t>Tổng</w:t>
+      </w:r>
+      <w:proofErr w:type="spellEnd"/>
+      <w:r>
+        <w:rPr>
+          <w:b/>
+          <w:bCs/>
+        </w:rPr>
+        <w:t xml:space="preserve"> dung </w:t>
+      </w:r>
+      <w:proofErr w:type="spellStart"/>
+      <w:r>
+        <w:rPr>
+          <w:b/>
+          <w:bCs/>
+        </w:rPr>
+        <w:t>lượng</w:t>
+      </w:r>
+      <w:proofErr w:type="spellEnd"/>
+      <w:r>
+        <w:rPr>
+          <w:b/>
+          <w:bCs/>
+        </w:rPr>
+        <w:t xml:space="preserve"> </w:t>
+      </w:r>
+      <w:proofErr w:type="spellStart"/>
+      <w:r>
+        <w:rPr>
+          <w:b/>
+          <w:bCs/>
+        </w:rPr>
+        <w:t>sử</w:t>
+      </w:r>
+      <w:proofErr w:type="spellEnd"/>
+      <w:r>
+        <w:rPr>
+          <w:b/>
+          <w:bCs/>
+        </w:rPr>
+        <w:t xml:space="preserve"> </w:t>
+      </w:r>
+      <w:proofErr w:type="spellStart"/>
+      <w:r>
+        <w:rPr>
+          <w:b/>
+          <w:bCs/>
+        </w:rPr>
+        <w:t>dụng</w:t>
+      </w:r>
+      <w:proofErr w:type="spellEnd"/>
+      <w:r>
+        <w:rPr>
+          <w:b/>
+          <w:bCs/>
+        </w:rPr>
+        <w:t>:</w:t>
+      </w:r>
+    </w:p>
+    <w:p>
+      <w:pPr>
+        <w:numPr>
+          <w:ilvl w:val="1"/>
+          <w:numId w:val="11"/>
+        </w:numPr>
+        <w:rPr>
+          <w:b/>
+          <w:bCs/>
+        </w:rPr>
+      </w:pPr>
+      <w:proofErr w:type="spellStart"/>
+      <w:r>
+        <w:rPr>
+          <w:b/>
+          <w:bCs/>
+        </w:rPr>
+        <w:t>Bộ</w:t>
+      </w:r>
+      <w:proofErr w:type="spellEnd"/>
+      <w:r>
+        <w:rPr>
+          <w:b/>
+          <w:bCs/>
+        </w:rPr>
+        <w:t xml:space="preserve"> </w:t>
+      </w:r>
+      <w:proofErr w:type="spellStart"/>
+      <w:r>
+        <w:rPr>
+          <w:b/>
+          <w:bCs/>
+        </w:rPr>
+        <w:t>công</w:t>
+      </w:r>
+      <w:proofErr w:type="spellEnd"/>
+      <w:r>
+        <w:rPr>
+          <w:b/>
+          <w:bCs/>
+        </w:rPr>
+        <w:t xml:space="preserve"> </w:t>
+      </w:r>
+      <w:proofErr w:type="spellStart"/>
+      <w:r>
+        <w:rPr>
+          <w:b/>
+          <w:bCs/>
+        </w:rPr>
+        <w:t>cụ</w:t>
+      </w:r>
+      <w:proofErr w:type="spellEnd"/>
+      <w:r>
+        <w:rPr>
+          <w:b/>
+          <w:bCs/>
+        </w:rPr>
+        <w:t xml:space="preserve">: </w:t>
+      </w:r>
+      <m:oMath>
         <m:r>
+          <m:rPr>
+            <m:sty m:val="bi"/>
+          </m:rPr>
           <w:rPr>
             <w:rFonts w:ascii="Cambria Math" w:hAnsi="Cambria Math"/>
           </w:rPr>
-          <m:t>=4</m:t>
+          <m:t>40×1024=40.960</m:t>
         </m:r>
         <m:r>
           <m:rPr>
             <m:nor/>
           </m:rPr>
-          <m:t> GB</m:t>
+          <w:rPr>
+            <w:b/>
+            <w:bCs/>
+          </w:rPr>
+          <m:t> MB</m:t>
         </m:r>
       </m:oMath>
-      <w:r>
-        <w:t xml:space="preserve">, dung </w:t>
-      </w:r>
-      <w:proofErr w:type="spellStart"/>
-      <w:r>
-        <w:t>lượng</w:t>
-      </w:r>
-      <w:proofErr w:type="spellEnd"/>
-      <w:r>
-        <w:t xml:space="preserve"> </w:t>
-      </w:r>
-      <w:proofErr w:type="spellStart"/>
-      <w:r>
-        <w:t>sử</w:t>
-      </w:r>
-      <w:proofErr w:type="spellEnd"/>
-      <w:r>
-        <w:t xml:space="preserve"> </w:t>
-      </w:r>
-      <w:proofErr w:type="spellStart"/>
-      <w:r>
-        <w:t>dụng</w:t>
-      </w:r>
-      <w:proofErr w:type="spellEnd"/>
-      <w:r>
-        <w:t xml:space="preserve"> </w:t>
-      </w:r>
-      <w:proofErr w:type="spellStart"/>
-      <w:r>
-        <w:t>bị</w:t>
-      </w:r>
-      <w:proofErr w:type="spellEnd"/>
-      <w:r>
-        <w:t xml:space="preserve"> </w:t>
-      </w:r>
-      <w:proofErr w:type="spellStart"/>
-      <w:r>
-        <w:t>tính</w:t>
-      </w:r>
-      <w:proofErr w:type="spellEnd"/>
-      <w:r>
-        <w:t xml:space="preserve"> </w:t>
-      </w:r>
-      <w:proofErr w:type="spellStart"/>
-      <w:r>
-        <w:t>cao</w:t>
-      </w:r>
-      <w:proofErr w:type="spellEnd"/>
-      <w:r>
-        <w:t xml:space="preserve"> </w:t>
-      </w:r>
-      <w:proofErr w:type="spellStart"/>
-      <w:r>
-        <w:t>hơn</w:t>
-      </w:r>
-      <w:proofErr w:type="spellEnd"/>
-      <w:r>
-        <w:t xml:space="preserve"> </w:t>
-      </w:r>
-      <w:proofErr w:type="spellStart"/>
-      <w:r>
-        <w:t>thực</w:t>
-      </w:r>
-      <w:proofErr w:type="spellEnd"/>
-      <w:r>
-        <w:t xml:space="preserve"> </w:t>
-      </w:r>
-      <w:proofErr w:type="spellStart"/>
-      <w:r>
-        <w:t>tế</w:t>
-      </w:r>
-      <w:proofErr w:type="spellEnd"/>
-      <w:r>
-        <w:t xml:space="preserve"> </w:t>
-      </w:r>
-      <w:proofErr w:type="spellStart"/>
-      <w:r>
-        <w:t>một</w:t>
-      </w:r>
-      <w:proofErr w:type="spellEnd"/>
-      <w:r>
-        <w:t xml:space="preserve"> </w:t>
-      </w:r>
-      <w:proofErr w:type="spellStart"/>
-      <w:r>
-        <w:t>chút</w:t>
-      </w:r>
-      <w:proofErr w:type="spellEnd"/>
-      <w:r>
-        <w:t xml:space="preserve"> (</w:t>
+    </w:p>
+    <w:p>
+      <w:pPr>
+        <w:numPr>
+          <w:ilvl w:val="1"/>
+          <w:numId w:val="11"/>
+        </w:numPr>
+        <w:rPr>
+          <w:b/>
+          <w:bCs/>
+        </w:rPr>
+      </w:pPr>
+      <w:r>
+        <w:rPr>
+          <w:b/>
+          <w:bCs/>
+        </w:rPr>
+        <w:t xml:space="preserve">1000 </w:t>
+      </w:r>
+      <w:proofErr w:type="spellStart"/>
+      <w:r>
+        <w:rPr>
+          <w:b/>
+          <w:bCs/>
+        </w:rPr>
+        <w:t>ảnh</w:t>
+      </w:r>
+      <w:proofErr w:type="spellEnd"/>
+      <w:r>
+        <w:rPr>
+          <w:b/>
+          <w:bCs/>
+        </w:rPr>
+        <w:t xml:space="preserve">: </w:t>
       </w:r>
       <m:oMath>
         <m:r>
+          <m:rPr>
+            <m:sty m:val="bi"/>
+          </m:rPr>
           <w:rPr>
             <w:rFonts w:ascii="Cambria Math" w:hAnsi="Cambria Math"/>
           </w:rPr>
-          <m:t>4</m:t>
+          <m:t>4×1000=4.000</m:t>
         </m:r>
         <m:r>
           <m:rPr>
             <m:nor/>
           </m:rPr>
-          <m:t> GB</m:t>
+          <w:rPr>
+            <w:b/>
+            <w:bCs/>
+          </w:rPr>
+          <m:t> MB</m:t>
         </m:r>
       </m:oMath>
       <w:r>
-        <w:t xml:space="preserve"> so </w:t>
-      </w:r>
-      <w:proofErr w:type="spellStart"/>
-      <w:r>
-        <w:t>với</w:t>
-      </w:r>
-      <w:proofErr w:type="spellEnd"/>
-      <w:r>
-        <w:t xml:space="preserve"> </w:t>
-      </w:r>
-      <w:proofErr w:type="spellStart"/>
-      <w:r>
-        <w:t>thực</w:t>
-      </w:r>
-      <w:proofErr w:type="spellEnd"/>
-      <w:r>
-        <w:t xml:space="preserve"> </w:t>
-      </w:r>
-      <w:proofErr w:type="spellStart"/>
-      <w:r>
-        <w:t>tế</w:t>
-      </w:r>
-      <w:proofErr w:type="spellEnd"/>
-      <w:r>
-        <w:t xml:space="preserve"> </w:t>
-      </w:r>
-      <w:proofErr w:type="spellStart"/>
-      <w:r>
-        <w:t>chỉ</w:t>
-      </w:r>
-      <w:proofErr w:type="spellEnd"/>
-      <w:r>
-        <w:t xml:space="preserve"> </w:t>
-      </w:r>
-      <w:proofErr w:type="spellStart"/>
-      <w:r>
-        <w:t>khoảng</w:t>
-      </w:r>
-      <w:proofErr w:type="spellEnd"/>
-      <w:r>
-        <w:t xml:space="preserve"> </w:t>
+        <w:rPr>
+          <w:b/>
+          <w:bCs/>
+        </w:rPr>
+        <w:t xml:space="preserve"> (</w:t>
       </w:r>
       <m:oMath>
         <m:r>
+          <m:rPr>
+            <m:sty m:val="bi"/>
+          </m:rPr>
           <w:rPr>
             <w:rFonts w:ascii="Cambria Math" w:hAnsi="Cambria Math"/>
           </w:rPr>
-          <m:t>3.91</m:t>
+          <m:t>≈3,91</m:t>
         </m:r>
         <m:r>
           <m:rPr>
             <m:nor/>
           </m:rPr>
+          <w:rPr>
+            <w:b/>
+            <w:bCs/>
+          </w:rPr>
           <m:t> GB</m:t>
         </m:r>
       </m:oMath>
       <w:r>
-        <w:t xml:space="preserve">). </w:t>
-      </w:r>
-      <w:proofErr w:type="spellStart"/>
-      <w:r>
-        <w:t>Vì</w:t>
-      </w:r>
-      <w:proofErr w:type="spellEnd"/>
-      <w:r>
-        <w:t xml:space="preserve"> </w:t>
-      </w:r>
-      <w:proofErr w:type="spellStart"/>
-      <w:r>
-        <w:t>tổng</w:t>
-      </w:r>
-      <w:proofErr w:type="spellEnd"/>
-      <w:r>
-        <w:t xml:space="preserve"> dung </w:t>
-      </w:r>
-      <w:proofErr w:type="spellStart"/>
-      <w:r>
-        <w:t>lượng</w:t>
-      </w:r>
-      <w:proofErr w:type="spellEnd"/>
-      <w:r>
-        <w:t xml:space="preserve"> </w:t>
-      </w:r>
-      <w:proofErr w:type="spellStart"/>
-      <w:r>
-        <w:t>sử</w:t>
-      </w:r>
-      <w:proofErr w:type="spellEnd"/>
-      <w:r>
-        <w:t xml:space="preserve"> </w:t>
-      </w:r>
-      <w:proofErr w:type="spellStart"/>
-      <w:r>
-        <w:t>dụng</w:t>
-      </w:r>
-      <w:proofErr w:type="spellEnd"/>
-      <w:r>
-        <w:t xml:space="preserve"> </w:t>
-      </w:r>
-      <w:proofErr w:type="spellStart"/>
-      <w:r>
-        <w:t>bị</w:t>
-      </w:r>
-      <w:proofErr w:type="spellEnd"/>
-      <w:r>
-        <w:t xml:space="preserve"> </w:t>
-      </w:r>
-      <w:proofErr w:type="spellStart"/>
-      <w:r>
-        <w:t>tính</w:t>
-      </w:r>
-      <w:proofErr w:type="spellEnd"/>
-      <w:r>
-        <w:t xml:space="preserve"> </w:t>
-      </w:r>
-      <w:proofErr w:type="spellStart"/>
-      <w:r>
-        <w:t>cao</w:t>
-      </w:r>
-      <w:proofErr w:type="spellEnd"/>
-      <w:r>
-        <w:t xml:space="preserve"> </w:t>
-      </w:r>
-      <w:proofErr w:type="spellStart"/>
-      <w:r>
-        <w:t>hơn</w:t>
-      </w:r>
-      <w:proofErr w:type="spellEnd"/>
-      <w:r>
-        <w:t xml:space="preserve">, </w:t>
-      </w:r>
-      <w:proofErr w:type="spellStart"/>
-      <w:r>
-        <w:t>hệ</w:t>
-      </w:r>
-      <w:proofErr w:type="spellEnd"/>
-      <w:r>
-        <w:t xml:space="preserve"> </w:t>
-      </w:r>
-      <w:proofErr w:type="spellStart"/>
-      <w:r>
-        <w:t>điều</w:t>
-      </w:r>
-      <w:proofErr w:type="spellEnd"/>
-      <w:r>
-        <w:t xml:space="preserve"> </w:t>
-      </w:r>
-      <w:proofErr w:type="spellStart"/>
-      <w:r>
-        <w:t>hành</w:t>
-      </w:r>
-      <w:proofErr w:type="spellEnd"/>
-      <w:r>
-        <w:t xml:space="preserve"> </w:t>
-      </w:r>
-      <w:proofErr w:type="spellStart"/>
-      <w:r>
-        <w:t>hiển</w:t>
-      </w:r>
-      <w:proofErr w:type="spellEnd"/>
-      <w:r>
-        <w:t xml:space="preserve"> </w:t>
-      </w:r>
-      <w:proofErr w:type="spellStart"/>
-      <w:r>
-        <w:t>thị</w:t>
-      </w:r>
-      <w:proofErr w:type="spellEnd"/>
-      <w:r>
-        <w:t xml:space="preserve"> dung </w:t>
-      </w:r>
-      <w:proofErr w:type="spellStart"/>
-      <w:r>
-        <w:t>lượng</w:t>
-      </w:r>
-      <w:proofErr w:type="spellEnd"/>
-      <w:r>
-        <w:t xml:space="preserve"> </w:t>
-      </w:r>
-      <w:proofErr w:type="spellStart"/>
-      <w:r>
-        <w:t>còn</w:t>
-      </w:r>
-      <w:proofErr w:type="spellEnd"/>
-      <w:r>
-        <w:t xml:space="preserve"> </w:t>
-      </w:r>
-      <w:proofErr w:type="spellStart"/>
-      <w:r>
-        <w:t>trống</w:t>
-      </w:r>
-      <w:proofErr w:type="spellEnd"/>
-      <w:r>
-        <w:t xml:space="preserve"> </w:t>
-      </w:r>
-      <w:proofErr w:type="spellStart"/>
-      <w:r>
-        <w:t>thực</w:t>
-      </w:r>
-      <w:proofErr w:type="spellEnd"/>
-      <w:r>
-        <w:t xml:space="preserve"> </w:t>
-      </w:r>
-      <w:proofErr w:type="spellStart"/>
-      <w:r>
-        <w:t>tế</w:t>
-      </w:r>
-      <w:proofErr w:type="spellEnd"/>
-      <w:r>
-        <w:t xml:space="preserve"> </w:t>
-      </w:r>
-      <w:proofErr w:type="spellStart"/>
-      <w:r>
-        <w:rPr>
-          <w:b/>
-          <w:bCs/>
-        </w:rPr>
-        <w:t>cao</w:t>
-      </w:r>
-      <w:proofErr w:type="spellEnd"/>
-      <w:r>
-        <w:rPr>
-          <w:b/>
-          <w:bCs/>
-        </w:rPr>
-        <w:t xml:space="preserve"> </w:t>
-      </w:r>
-      <w:proofErr w:type="spellStart"/>
-      <w:r>
-        <w:rPr>
-          <w:b/>
-          <w:bCs/>
-        </w:rPr>
-        <w:t>hơn</w:t>
-      </w:r>
-      <w:proofErr w:type="spellEnd"/>
-      <w:r>
-        <w:t xml:space="preserve"> con </w:t>
-      </w:r>
-      <w:proofErr w:type="spellStart"/>
-      <w:r>
-        <w:t>số</w:t>
-      </w:r>
-      <w:proofErr w:type="spellEnd"/>
-      <w:r>
-        <w:t xml:space="preserve"> </w:t>
+        <w:rPr>
+          <w:b/>
+          <w:bCs/>
+        </w:rPr>
+        <w:t>)</w:t>
+      </w:r>
+    </w:p>
+    <w:p>
+      <w:pPr>
+        <w:numPr>
+          <w:ilvl w:val="1"/>
+          <w:numId w:val="11"/>
+        </w:numPr>
+        <w:rPr>
+          <w:b/>
+          <w:bCs/>
+        </w:rPr>
+      </w:pPr>
+      <w:r>
+        <w:rPr>
+          <w:b/>
+          <w:bCs/>
+        </w:rPr>
+        <w:t xml:space="preserve">50 </w:t>
+      </w:r>
+      <w:proofErr w:type="spellStart"/>
+      <w:r>
+        <w:rPr>
+          <w:b/>
+          <w:bCs/>
+        </w:rPr>
+        <w:t>phim</w:t>
+      </w:r>
+      <w:proofErr w:type="spellEnd"/>
+      <w:r>
+        <w:rPr>
+          <w:b/>
+          <w:bCs/>
+        </w:rPr>
+        <w:t xml:space="preserve">: </w:t>
       </w:r>
       <m:oMath>
         <m:r>
+          <m:rPr>
+            <m:sty m:val="bi"/>
+          </m:rPr>
           <w:rPr>
             <w:rFonts w:ascii="Cambria Math" w:hAnsi="Cambria Math"/>
           </w:rPr>
-          <m:t>112</m:t>
+          <m:t>100×1024=102.400</m:t>
         </m:r>
         <m:r>
           <m:rPr>
             <m:nor/>
           </m:rPr>
-          <m:t> GB</m:t>
+          <w:rPr>
+            <w:b/>
+            <w:bCs/>
+          </w:rPr>
+          <m:t> MB</m:t>
         </m:r>
       </m:oMath>
-      <w:r>
-        <w:t xml:space="preserve"> </w:t>
-      </w:r>
-      <w:proofErr w:type="spellStart"/>
-      <w:r>
-        <w:t>mà</w:t>
-      </w:r>
-      <w:proofErr w:type="spellEnd"/>
-      <w:r>
-        <w:t xml:space="preserve"> </w:t>
-      </w:r>
-      <w:proofErr w:type="spellStart"/>
-      <w:r>
-        <w:t>sinh</w:t>
-      </w:r>
-      <w:proofErr w:type="spellEnd"/>
-      <w:r>
-        <w:t xml:space="preserve"> </w:t>
-      </w:r>
-      <w:proofErr w:type="spellStart"/>
-      <w:r>
-        <w:t>viên</w:t>
-      </w:r>
-      <w:proofErr w:type="spellEnd"/>
-      <w:r>
-        <w:t xml:space="preserve"> </w:t>
-      </w:r>
-      <w:proofErr w:type="spellStart"/>
-      <w:r>
-        <w:t>đã</w:t>
-      </w:r>
-      <w:proofErr w:type="spellEnd"/>
-      <w:r>
-        <w:t xml:space="preserve"> </w:t>
-      </w:r>
-      <w:proofErr w:type="spellStart"/>
-      <w:r>
-        <w:t>tính</w:t>
-      </w:r>
-      <w:proofErr w:type="spellEnd"/>
-      <w:r>
-        <w:t>.</w:t>
-      </w:r>
     </w:p>
     <w:p>
       <w:pPr>
-        <w:rPr>
-          <w:b/>
-          <w:bCs/>
-        </w:rPr>
-      </w:pPr>
-      <w:proofErr w:type="spellStart"/>
-      <w:r>
-        <w:rPr>
-          <w:b/>
-          <w:bCs/>
-        </w:rPr>
-        <w:t>Phần</w:t>
-      </w:r>
-      <w:proofErr w:type="spellEnd"/>
-      <w:r>
-        <w:rPr>
-          <w:b/>
-          <w:bCs/>
-        </w:rPr>
-        <w:t xml:space="preserve"> 2: Hoàn </w:t>
-      </w:r>
-      <w:proofErr w:type="spellStart"/>
-      <w:r>
-        <w:rPr>
-          <w:b/>
-          <w:bCs/>
-        </w:rPr>
-        <w:t>thiện</w:t>
-      </w:r>
-      <w:proofErr w:type="spellEnd"/>
-      <w:r>
-        <w:rPr>
-          <w:b/>
-          <w:bCs/>
-        </w:rPr>
-        <w:t xml:space="preserve"> </w:t>
-      </w:r>
-      <w:proofErr w:type="spellStart"/>
-      <w:r>
-        <w:rPr>
-          <w:b/>
-          <w:bCs/>
-        </w:rPr>
-        <w:t>bài</w:t>
-      </w:r>
-      <w:proofErr w:type="spellEnd"/>
-    </w:p>
-    <w:p>
-      <w:proofErr w:type="spellStart"/>
-      <w:r>
-        <w:t>Để</w:t>
-      </w:r>
-      <w:proofErr w:type="spellEnd"/>
-      <w:r>
-        <w:t xml:space="preserve"> </w:t>
-      </w:r>
-      <w:proofErr w:type="spellStart"/>
-      <w:r>
-        <w:t>tính</w:t>
-      </w:r>
-      <w:proofErr w:type="spellEnd"/>
-      <w:r>
-        <w:t xml:space="preserve"> </w:t>
-      </w:r>
-      <w:proofErr w:type="spellStart"/>
-      <w:r>
-        <w:t>toán</w:t>
-      </w:r>
-      <w:proofErr w:type="spellEnd"/>
-      <w:r>
-        <w:t xml:space="preserve"> </w:t>
-      </w:r>
-      <w:proofErr w:type="spellStart"/>
-      <w:r>
-        <w:t>chính</w:t>
-      </w:r>
-      <w:proofErr w:type="spellEnd"/>
-      <w:r>
-        <w:t xml:space="preserve"> </w:t>
-      </w:r>
-      <w:proofErr w:type="spellStart"/>
-      <w:r>
-        <w:t>xác</w:t>
-      </w:r>
-      <w:proofErr w:type="spellEnd"/>
-      <w:r>
-        <w:t xml:space="preserve"> </w:t>
-      </w:r>
-      <w:proofErr w:type="spellStart"/>
-      <w:r>
-        <w:t>nhất</w:t>
-      </w:r>
-      <w:proofErr w:type="spellEnd"/>
-      <w:r>
-        <w:t xml:space="preserve">, </w:t>
-      </w:r>
-      <w:proofErr w:type="spellStart"/>
-      <w:r>
-        <w:t>chúng</w:t>
-      </w:r>
-      <w:proofErr w:type="spellEnd"/>
-      <w:r>
-        <w:t xml:space="preserve"> ta </w:t>
-      </w:r>
-      <w:proofErr w:type="spellStart"/>
-      <w:r>
-        <w:t>quy</w:t>
-      </w:r>
-      <w:proofErr w:type="spellEnd"/>
-      <w:r>
-        <w:t xml:space="preserve"> </w:t>
-      </w:r>
-      <w:proofErr w:type="spellStart"/>
-      <w:r>
-        <w:t>đổi</w:t>
-      </w:r>
-      <w:proofErr w:type="spellEnd"/>
-      <w:r>
-        <w:t xml:space="preserve"> </w:t>
-      </w:r>
-      <w:proofErr w:type="spellStart"/>
-      <w:r>
-        <w:t>toàn</w:t>
-      </w:r>
-      <w:proofErr w:type="spellEnd"/>
-      <w:r>
-        <w:t xml:space="preserve"> </w:t>
-      </w:r>
-      <w:proofErr w:type="spellStart"/>
-      <w:r>
-        <w:t>bộ</w:t>
-      </w:r>
-      <w:proofErr w:type="spellEnd"/>
-      <w:r>
-        <w:t xml:space="preserve"> </w:t>
-      </w:r>
-      <w:proofErr w:type="spellStart"/>
-      <w:r>
-        <w:t>dữ</w:t>
-      </w:r>
-      <w:proofErr w:type="spellEnd"/>
-      <w:r>
-        <w:t xml:space="preserve"> </w:t>
-      </w:r>
-      <w:proofErr w:type="spellStart"/>
-      <w:r>
-        <w:t>liệu</w:t>
-      </w:r>
-      <w:proofErr w:type="spellEnd"/>
-      <w:r>
-        <w:t xml:space="preserve"> </w:t>
-      </w:r>
-      <w:proofErr w:type="spellStart"/>
-      <w:r>
-        <w:t>về</w:t>
-      </w:r>
-      <w:proofErr w:type="spellEnd"/>
-      <w:r>
-        <w:t xml:space="preserve"> </w:t>
-      </w:r>
-      <w:proofErr w:type="spellStart"/>
-      <w:r>
-        <w:t>cùng</w:t>
-      </w:r>
-      <w:proofErr w:type="spellEnd"/>
-      <w:r>
-        <w:t xml:space="preserve"> </w:t>
-      </w:r>
-      <w:proofErr w:type="spellStart"/>
-      <w:r>
-        <w:t>một</w:t>
-      </w:r>
-      <w:proofErr w:type="spellEnd"/>
-      <w:r>
-        <w:t xml:space="preserve"> </w:t>
-      </w:r>
-      <w:proofErr w:type="spellStart"/>
-      <w:r>
-        <w:t>đơn</w:t>
-      </w:r>
-      <w:proofErr w:type="spellEnd"/>
-      <w:r>
-        <w:t xml:space="preserve"> </w:t>
-      </w:r>
-      <w:proofErr w:type="spellStart"/>
-      <w:r>
-        <w:t>vị</w:t>
-      </w:r>
-      <w:proofErr w:type="spellEnd"/>
-      <w:r>
-        <w:t xml:space="preserve"> (</w:t>
-      </w:r>
-      <w:proofErr w:type="spellStart"/>
-      <w:r>
-        <w:t>ví</w:t>
-      </w:r>
-      <w:proofErr w:type="spellEnd"/>
-      <w:r>
-        <w:t xml:space="preserve"> </w:t>
-      </w:r>
-      <w:proofErr w:type="spellStart"/>
-      <w:r>
-        <w:t>dụ</w:t>
-      </w:r>
-      <w:proofErr w:type="spellEnd"/>
-      <w:r>
+        <w:numPr>
+          <w:ilvl w:val="1"/>
+          <w:numId w:val="11"/>
+        </w:numPr>
+        <w:rPr>
+          <w:b/>
+          <w:bCs/>
+        </w:rPr>
+      </w:pPr>
+      <w:proofErr w:type="spellStart"/>
+      <w:r>
+        <w:rPr>
+          <w:b/>
+          <w:bCs/>
+        </w:rPr>
+        <w:t>Tổng</w:t>
+      </w:r>
+      <w:proofErr w:type="spellEnd"/>
+      <w:r>
+        <w:rPr>
+          <w:b/>
+          <w:bCs/>
+        </w:rPr>
         <w:t xml:space="preserve">: </w:t>
-      </w:r>
-      <w:r>
-        <w:rPr>
-          <w:b/>
-          <w:bCs/>
-        </w:rPr>
-        <w:t>MB</w:t>
-      </w:r>
-      <w:r>
-        <w:t xml:space="preserve"> </w:t>
-      </w:r>
-      <w:proofErr w:type="spellStart"/>
-      <w:r>
-        <w:t>hoặc</w:t>
-      </w:r>
-      <w:proofErr w:type="spellEnd"/>
-      <w:r>
-        <w:t xml:space="preserve"> </w:t>
-      </w:r>
-      <w:r>
-        <w:rPr>
-          <w:b/>
-          <w:bCs/>
-        </w:rPr>
-        <w:t>GB</w:t>
-      </w:r>
-      <w:r>
-        <w:t xml:space="preserve"> </w:t>
-      </w:r>
-      <w:proofErr w:type="spellStart"/>
-      <w:r>
-        <w:t>với</w:t>
-      </w:r>
-      <w:proofErr w:type="spellEnd"/>
-      <w:r>
-        <w:t xml:space="preserve"> </w:t>
-      </w:r>
-      <w:proofErr w:type="spellStart"/>
-      <w:r>
-        <w:t>hệ</w:t>
-      </w:r>
-      <w:proofErr w:type="spellEnd"/>
-      <w:r>
-        <w:t xml:space="preserve"> </w:t>
-      </w:r>
-      <w:proofErr w:type="spellStart"/>
-      <w:r>
-        <w:t>số</w:t>
-      </w:r>
-      <w:proofErr w:type="spellEnd"/>
-      <w:r>
-        <w:t xml:space="preserve"> 1024). </w:t>
-      </w:r>
-      <w:proofErr w:type="spellStart"/>
-      <w:r>
-        <w:t>Dưới</w:t>
-      </w:r>
-      <w:proofErr w:type="spellEnd"/>
-      <w:r>
-        <w:t xml:space="preserve"> </w:t>
-      </w:r>
-      <w:proofErr w:type="spellStart"/>
-      <w:r>
-        <w:t>đây</w:t>
-      </w:r>
-      <w:proofErr w:type="spellEnd"/>
-      <w:r>
-        <w:t xml:space="preserve"> </w:t>
-      </w:r>
-      <w:proofErr w:type="spellStart"/>
-      <w:r>
-        <w:t>tính</w:t>
-      </w:r>
-      <w:proofErr w:type="spellEnd"/>
-      <w:r>
-        <w:t xml:space="preserve"> </w:t>
-      </w:r>
-      <w:proofErr w:type="spellStart"/>
-      <w:r>
-        <w:t>theo</w:t>
-      </w:r>
-      <w:proofErr w:type="spellEnd"/>
-      <w:r>
-        <w:t xml:space="preserve"> </w:t>
-      </w:r>
-      <w:proofErr w:type="spellStart"/>
-      <w:r>
-        <w:t>đơn</w:t>
-      </w:r>
-      <w:proofErr w:type="spellEnd"/>
-      <w:r>
-        <w:t xml:space="preserve"> </w:t>
-      </w:r>
-      <w:proofErr w:type="spellStart"/>
-      <w:r>
-        <w:t>vị</w:t>
-      </w:r>
-      <w:proofErr w:type="spellEnd"/>
-      <w:r>
-        <w:t xml:space="preserve"> MB </w:t>
-      </w:r>
-      <w:proofErr w:type="spellStart"/>
-      <w:r>
-        <w:t>để</w:t>
-      </w:r>
-      <w:proofErr w:type="spellEnd"/>
-      <w:r>
-        <w:t xml:space="preserve"> </w:t>
-      </w:r>
-      <w:proofErr w:type="spellStart"/>
-      <w:r>
-        <w:t>đảm</w:t>
-      </w:r>
-      <w:proofErr w:type="spellEnd"/>
-      <w:r>
-        <w:t xml:space="preserve"> </w:t>
-      </w:r>
-      <w:proofErr w:type="spellStart"/>
-      <w:r>
-        <w:t>bảo</w:t>
-      </w:r>
-      <w:proofErr w:type="spellEnd"/>
-      <w:r>
-        <w:t xml:space="preserve"> </w:t>
-      </w:r>
-      <w:proofErr w:type="spellStart"/>
-      <w:r>
-        <w:t>độ</w:t>
-      </w:r>
-      <w:proofErr w:type="spellEnd"/>
-      <w:r>
-        <w:t xml:space="preserve"> </w:t>
-      </w:r>
-      <w:proofErr w:type="spellStart"/>
-      <w:r>
-        <w:t>chính</w:t>
-      </w:r>
-      <w:proofErr w:type="spellEnd"/>
-      <w:r>
-        <w:t xml:space="preserve"> </w:t>
-      </w:r>
-      <w:proofErr w:type="spellStart"/>
-      <w:r>
-        <w:t>xác</w:t>
-      </w:r>
-      <w:proofErr w:type="spellEnd"/>
-      <w:r>
-        <w:t xml:space="preserve"> </w:t>
-      </w:r>
-      <w:proofErr w:type="spellStart"/>
-      <w:r>
-        <w:t>cao</w:t>
-      </w:r>
-      <w:proofErr w:type="spellEnd"/>
-      <w:r>
-        <w:t>:</w:t>
-      </w:r>
-    </w:p>
-    <w:p>
-      <w:pPr>
-        <w:rPr>
-          <w:b/>
-          <w:bCs/>
-        </w:rPr>
-      </w:pPr>
-      <w:r>
-        <w:rPr>
-          <w:b/>
-          <w:bCs/>
-        </w:rPr>
-        <w:t xml:space="preserve">1. </w:t>
-      </w:r>
-      <w:proofErr w:type="spellStart"/>
-      <w:r>
-        <w:rPr>
-          <w:b/>
-          <w:bCs/>
-        </w:rPr>
-        <w:t>Tính</w:t>
-      </w:r>
-      <w:proofErr w:type="spellEnd"/>
-      <w:r>
-        <w:rPr>
-          <w:b/>
-          <w:bCs/>
-        </w:rPr>
-        <w:t xml:space="preserve"> </w:t>
-      </w:r>
-      <w:proofErr w:type="spellStart"/>
-      <w:r>
-        <w:rPr>
-          <w:b/>
-          <w:bCs/>
-        </w:rPr>
-        <w:t>lại</w:t>
-      </w:r>
-      <w:proofErr w:type="spellEnd"/>
-      <w:r>
-        <w:rPr>
-          <w:b/>
-          <w:bCs/>
-        </w:rPr>
-        <w:t xml:space="preserve"> </w:t>
-      </w:r>
-      <w:proofErr w:type="spellStart"/>
-      <w:r>
-        <w:rPr>
-          <w:b/>
-          <w:bCs/>
-        </w:rPr>
-        <w:t>tổng</w:t>
-      </w:r>
-      <w:proofErr w:type="spellEnd"/>
-      <w:r>
-        <w:rPr>
-          <w:b/>
-          <w:bCs/>
-        </w:rPr>
-        <w:t xml:space="preserve"> dung </w:t>
-      </w:r>
-      <w:proofErr w:type="spellStart"/>
-      <w:r>
-        <w:rPr>
-          <w:b/>
-          <w:bCs/>
-        </w:rPr>
-        <w:t>lượng</w:t>
-      </w:r>
-      <w:proofErr w:type="spellEnd"/>
-      <w:r>
-        <w:rPr>
-          <w:b/>
-          <w:bCs/>
-        </w:rPr>
-        <w:t xml:space="preserve"> </w:t>
-      </w:r>
-      <w:proofErr w:type="spellStart"/>
-      <w:r>
-        <w:rPr>
-          <w:b/>
-          <w:bCs/>
-        </w:rPr>
-        <w:t>sử</w:t>
-      </w:r>
-      <w:proofErr w:type="spellEnd"/>
-      <w:r>
-        <w:rPr>
-          <w:b/>
-          <w:bCs/>
-        </w:rPr>
-        <w:t xml:space="preserve"> </w:t>
-      </w:r>
-      <w:proofErr w:type="spellStart"/>
-      <w:r>
-        <w:rPr>
-          <w:b/>
-          <w:bCs/>
-        </w:rPr>
-        <w:t>dụng</w:t>
-      </w:r>
-      <w:proofErr w:type="spellEnd"/>
-    </w:p>
-    <w:p>
-      <w:pPr>
-        <w:numPr>
-          <w:ilvl w:val="0"/>
-          <w:numId w:val="7"/>
-        </w:numPr>
-      </w:pPr>
-      <w:proofErr w:type="spellStart"/>
-      <w:r>
-        <w:rPr>
-          <w:b/>
-          <w:bCs/>
-        </w:rPr>
-        <w:t>Bộ</w:t>
-      </w:r>
-      <w:proofErr w:type="spellEnd"/>
-      <w:r>
-        <w:rPr>
-          <w:b/>
-          <w:bCs/>
-        </w:rPr>
-        <w:t xml:space="preserve"> </w:t>
-      </w:r>
-      <w:proofErr w:type="spellStart"/>
-      <w:r>
-        <w:rPr>
-          <w:b/>
-          <w:bCs/>
-        </w:rPr>
-        <w:t>công</w:t>
-      </w:r>
-      <w:proofErr w:type="spellEnd"/>
-      <w:r>
-        <w:rPr>
-          <w:b/>
-          <w:bCs/>
-        </w:rPr>
-        <w:t xml:space="preserve"> </w:t>
-      </w:r>
-      <w:proofErr w:type="spellStart"/>
-      <w:r>
-        <w:rPr>
-          <w:b/>
-          <w:bCs/>
-        </w:rPr>
-        <w:t>cụ</w:t>
-      </w:r>
-      <w:proofErr w:type="spellEnd"/>
-      <w:r>
-        <w:rPr>
-          <w:b/>
-          <w:bCs/>
-        </w:rPr>
-        <w:t xml:space="preserve"> </w:t>
-      </w:r>
-      <w:proofErr w:type="spellStart"/>
-      <w:r>
-        <w:rPr>
-          <w:b/>
-          <w:bCs/>
-        </w:rPr>
-        <w:t>lập</w:t>
-      </w:r>
-      <w:proofErr w:type="spellEnd"/>
-      <w:r>
-        <w:rPr>
-          <w:b/>
-          <w:bCs/>
-        </w:rPr>
-        <w:t xml:space="preserve"> </w:t>
-      </w:r>
-      <w:proofErr w:type="spellStart"/>
-      <w:r>
-        <w:rPr>
-          <w:b/>
-          <w:bCs/>
-        </w:rPr>
-        <w:t>trình</w:t>
-      </w:r>
-      <w:proofErr w:type="spellEnd"/>
-      <w:r>
-        <w:rPr>
-          <w:b/>
-          <w:bCs/>
-        </w:rPr>
-        <w:t>:</w:t>
-      </w:r>
-      <w:r>
-        <w:t xml:space="preserve"> </w:t>
       </w:r>
       <m:oMath>
         <m:r>
+          <m:rPr>
+            <m:sty m:val="bi"/>
+          </m:rPr>
           <w:rPr>
             <w:rFonts w:ascii="Cambria Math" w:hAnsi="Cambria Math"/>
           </w:rPr>
-          <m:t>40</m:t>
+          <m:t>147.360</m:t>
         </m:r>
         <m:r>
           <m:rPr>
             <m:nor/>
           </m:rPr>
-          <m:t> GB</m:t>
+          <w:rPr>
+            <w:b/>
+            <w:bCs/>
+          </w:rPr>
+          <m:t> MB</m:t>
         </m:r>
+      </m:oMath>
+      <w:r>
+        <w:rPr>
+          <w:b/>
+          <w:bCs/>
+        </w:rPr>
+        <w:t xml:space="preserve"> (</w:t>
+      </w:r>
+      <m:oMath>
         <m:r>
+          <m:rPr>
+            <m:sty m:val="bi"/>
+          </m:rPr>
           <w:rPr>
             <w:rFonts w:ascii="Cambria Math" w:hAnsi="Cambria Math"/>
           </w:rPr>
-          <m:t>=40×1024=40.960</m:t>
+          <m:t>≈143,91</m:t>
         </m:r>
         <m:r>
           <m:rPr>
             <m:nor/>
           </m:rPr>
-          <m:t> MB</m:t>
-        </m:r>
-      </m:oMath>
-    </w:p>
-    <w:p>
-      <w:pPr>
-        <w:numPr>
-          <w:ilvl w:val="0"/>
-          <w:numId w:val="7"/>
-        </w:numPr>
-      </w:pPr>
-      <w:r>
-        <w:rPr>
-          <w:b/>
-          <w:bCs/>
-        </w:rPr>
-        <w:t xml:space="preserve">1000 </w:t>
-      </w:r>
-      <w:proofErr w:type="spellStart"/>
-      <w:r>
-        <w:rPr>
-          <w:b/>
-          <w:bCs/>
-        </w:rPr>
-        <w:t>ảnh</w:t>
-      </w:r>
-      <w:proofErr w:type="spellEnd"/>
-      <w:r>
-        <w:rPr>
-          <w:b/>
-          <w:bCs/>
-        </w:rPr>
-        <w:t xml:space="preserve"> </w:t>
-      </w:r>
-      <w:proofErr w:type="spellStart"/>
-      <w:r>
-        <w:rPr>
-          <w:b/>
-          <w:bCs/>
-        </w:rPr>
-        <w:t>bài</w:t>
-      </w:r>
-      <w:proofErr w:type="spellEnd"/>
-      <w:r>
-        <w:rPr>
-          <w:b/>
-          <w:bCs/>
-        </w:rPr>
-        <w:t xml:space="preserve"> </w:t>
-      </w:r>
-      <w:proofErr w:type="spellStart"/>
-      <w:r>
-        <w:rPr>
-          <w:b/>
-          <w:bCs/>
-        </w:rPr>
-        <w:t>giảng</w:t>
-      </w:r>
-      <w:proofErr w:type="spellEnd"/>
-      <w:r>
-        <w:rPr>
-          <w:b/>
-          <w:bCs/>
-        </w:rPr>
-        <w:t>:</w:t>
-      </w:r>
-      <w:r>
-        <w:t xml:space="preserve"> </w:t>
-      </w:r>
-      <m:oMath>
-        <m:r>
           <w:rPr>
-            <w:rFonts w:ascii="Cambria Math" w:hAnsi="Cambria Math"/>
+            <w:b/>
+            <w:bCs/>
           </w:rPr>
-          <m:t>4</m:t>
-        </m:r>
-        <m:r>
-          <m:rPr>
-            <m:nor/>
-          </m:rPr>
-          <m:t> MB</m:t>
-        </m:r>
-        <m:r>
-          <w:rPr>
-            <w:rFonts w:ascii="Cambria Math" w:hAnsi="Cambria Math"/>
-          </w:rPr>
-          <m:t>×1000=4.000</m:t>
-        </m:r>
-        <m:r>
-          <m:rPr>
-            <m:nor/>
-          </m:rPr>
-          <m:t> MB</m:t>
-        </m:r>
-      </m:oMath>
-      <w:r>
-        <w:t xml:space="preserve"> (</w:t>
-      </w:r>
-      <w:proofErr w:type="spellStart"/>
-      <w:r>
-        <w:t>tương</w:t>
-      </w:r>
-      <w:proofErr w:type="spellEnd"/>
-      <w:r>
-        <w:t xml:space="preserve"> </w:t>
-      </w:r>
-      <w:proofErr w:type="spellStart"/>
-      <w:r>
-        <w:t>đương</w:t>
-      </w:r>
-      <w:proofErr w:type="spellEnd"/>
-      <w:r>
-        <w:t xml:space="preserve"> </w:t>
-      </w:r>
-      <m:oMath>
-        <m:r>
-          <w:rPr>
-            <w:rFonts w:ascii="Cambria Math" w:hAnsi="Cambria Math"/>
-          </w:rPr>
-          <m:t>4000/1024≈3,91</m:t>
-        </m:r>
-        <m:r>
-          <m:rPr>
-            <m:nor/>
-          </m:rPr>
           <m:t> GB</m:t>
         </m:r>
       </m:oMath>
       <w:r>
+        <w:rPr>
+          <w:b/>
+          <w:bCs/>
+        </w:rPr>
         <w:t>)</w:t>
       </w:r>
     </w:p>
@@ -3959,452 +3391,85 @@
       <w:pPr>
         <w:numPr>
           <w:ilvl w:val="0"/>
-          <w:numId w:val="7"/>
+          <w:numId w:val="11"/>
         </w:numPr>
-      </w:pPr>
-      <w:r>
-        <w:rPr>
-          <w:b/>
-          <w:bCs/>
-        </w:rPr>
-        <w:t xml:space="preserve">50 </w:t>
-      </w:r>
-      <w:proofErr w:type="spellStart"/>
-      <w:r>
-        <w:rPr>
-          <w:b/>
-          <w:bCs/>
-        </w:rPr>
-        <w:t>phim</w:t>
-      </w:r>
-      <w:proofErr w:type="spellEnd"/>
-      <w:r>
-        <w:rPr>
-          <w:b/>
-          <w:bCs/>
-        </w:rPr>
-        <w:t xml:space="preserve"> Full HD:</w:t>
-      </w:r>
-      <w:r>
-        <w:t xml:space="preserve"> </w:t>
-      </w:r>
+        <w:rPr>
+          <w:b/>
+          <w:bCs/>
+        </w:rPr>
+      </w:pPr>
+      <w:r>
+        <w:rPr>
+          <w:b/>
+          <w:bCs/>
+        </w:rPr>
+        <w:t xml:space="preserve">Dung </w:t>
+      </w:r>
+      <w:proofErr w:type="spellStart"/>
+      <w:r>
+        <w:rPr>
+          <w:b/>
+          <w:bCs/>
+        </w:rPr>
+        <w:t>lượng</w:t>
+      </w:r>
+      <w:proofErr w:type="spellEnd"/>
+      <w:r>
+        <w:rPr>
+          <w:b/>
+          <w:bCs/>
+        </w:rPr>
+        <w:t xml:space="preserve"> </w:t>
+      </w:r>
+      <w:proofErr w:type="spellStart"/>
+      <w:r>
+        <w:rPr>
+          <w:b/>
+          <w:bCs/>
+        </w:rPr>
+        <w:t>còn</w:t>
+      </w:r>
+      <w:proofErr w:type="spellEnd"/>
+      <w:r>
+        <w:rPr>
+          <w:b/>
+          <w:bCs/>
+        </w:rPr>
+        <w:t xml:space="preserve"> </w:t>
+      </w:r>
+      <w:proofErr w:type="spellStart"/>
+      <w:r>
+        <w:rPr>
+          <w:b/>
+          <w:bCs/>
+        </w:rPr>
+        <w:t>trống</w:t>
+      </w:r>
+      <w:proofErr w:type="spellEnd"/>
+      <w:r>
+        <w:rPr>
+          <w:b/>
+          <w:bCs/>
+        </w:rPr>
+        <w:t>:</w:t>
+      </w:r>
+    </w:p>
+    <w:p>
+      <w:pPr>
+        <w:numPr>
+          <w:ilvl w:val="1"/>
+          <w:numId w:val="11"/>
+        </w:numPr>
+        <w:rPr>
+          <w:b/>
+          <w:bCs/>
+        </w:rPr>
+      </w:pPr>
       <m:oMath>
         <m:r>
-          <w:rPr>
-            <w:rFonts w:ascii="Cambria Math" w:hAnsi="Cambria Math"/>
-          </w:rPr>
-          <m:t>50×2</m:t>
-        </m:r>
-        <m:r>
           <m:rPr>
-            <m:nor/>
+            <m:sty m:val="bi"/>
           </m:rPr>
-          <m:t> GB</m:t>
-        </m:r>
-        <m:r>
-          <w:rPr>
-            <w:rFonts w:ascii="Cambria Math" w:hAnsi="Cambria Math"/>
-          </w:rPr>
-          <m:t>=100</m:t>
-        </m:r>
-        <m:r>
-          <m:rPr>
-            <m:nor/>
-          </m:rPr>
-          <m:t> GB</m:t>
-        </m:r>
-        <m:r>
-          <w:rPr>
-            <w:rFonts w:ascii="Cambria Math" w:hAnsi="Cambria Math"/>
-          </w:rPr>
-          <m:t>=100×1024=102.400</m:t>
-        </m:r>
-        <m:r>
-          <m:rPr>
-            <m:nor/>
-          </m:rPr>
-          <m:t> MB</m:t>
-        </m:r>
-      </m:oMath>
-    </w:p>
-    <w:p>
-      <w:proofErr w:type="spellStart"/>
-      <w:r>
-        <w:rPr>
-          <w:b/>
-          <w:bCs/>
-        </w:rPr>
-        <w:t>Tổng</w:t>
-      </w:r>
-      <w:proofErr w:type="spellEnd"/>
-      <w:r>
-        <w:rPr>
-          <w:b/>
-          <w:bCs/>
-        </w:rPr>
-        <w:t xml:space="preserve"> dung </w:t>
-      </w:r>
-      <w:proofErr w:type="spellStart"/>
-      <w:r>
-        <w:rPr>
-          <w:b/>
-          <w:bCs/>
-        </w:rPr>
-        <w:t>lượng</w:t>
-      </w:r>
-      <w:proofErr w:type="spellEnd"/>
-      <w:r>
-        <w:rPr>
-          <w:b/>
-          <w:bCs/>
-        </w:rPr>
-        <w:t xml:space="preserve"> </w:t>
-      </w:r>
-      <w:proofErr w:type="spellStart"/>
-      <w:r>
-        <w:rPr>
-          <w:b/>
-          <w:bCs/>
-        </w:rPr>
-        <w:t>sử</w:t>
-      </w:r>
-      <w:proofErr w:type="spellEnd"/>
-      <w:r>
-        <w:rPr>
-          <w:b/>
-          <w:bCs/>
-        </w:rPr>
-        <w:t xml:space="preserve"> </w:t>
-      </w:r>
-      <w:proofErr w:type="spellStart"/>
-      <w:r>
-        <w:rPr>
-          <w:b/>
-          <w:bCs/>
-        </w:rPr>
-        <w:t>dụng</w:t>
-      </w:r>
-      <w:proofErr w:type="spellEnd"/>
-      <w:r>
-        <w:rPr>
-          <w:b/>
-          <w:bCs/>
-        </w:rPr>
-        <w:t>:</w:t>
-      </w:r>
-    </w:p>
-    <w:p>
-      <m:oMath>
-        <m:r>
-          <w:rPr>
-            <w:rFonts w:ascii="Cambria Math" w:hAnsi="Cambria Math"/>
-          </w:rPr>
-          <m:t>40.960+4.000+102.400=147.360</m:t>
-        </m:r>
-        <m:r>
-          <m:rPr>
-            <m:nor/>
-          </m:rPr>
-          <m:t> MB</m:t>
-        </m:r>
-      </m:oMath>
-      <w:r>
-        <w:t xml:space="preserve"> (</w:t>
-      </w:r>
-      <w:proofErr w:type="spellStart"/>
-      <w:r>
-        <w:t>khoảng</w:t>
-      </w:r>
-      <w:proofErr w:type="spellEnd"/>
-      <w:r>
-        <w:t xml:space="preserve"> </w:t>
-      </w:r>
-      <m:oMath>
-        <m:r>
-          <w:rPr>
-            <w:rFonts w:ascii="Cambria Math" w:hAnsi="Cambria Math"/>
-          </w:rPr>
-          <m:t>143,91</m:t>
-        </m:r>
-        <m:r>
-          <m:rPr>
-            <m:nor/>
-          </m:rPr>
-          <m:t> GB</m:t>
-        </m:r>
-      </m:oMath>
-      <w:r>
-        <w:t>)</w:t>
-      </w:r>
-    </w:p>
-    <w:p>
-      <w:pPr>
-        <w:rPr>
-          <w:b/>
-          <w:bCs/>
-        </w:rPr>
-      </w:pPr>
-      <w:r>
-        <w:rPr>
-          <w:b/>
-          <w:bCs/>
-        </w:rPr>
-        <w:t xml:space="preserve">2. </w:t>
-      </w:r>
-      <w:proofErr w:type="spellStart"/>
-      <w:r>
-        <w:rPr>
-          <w:b/>
-          <w:bCs/>
-        </w:rPr>
-        <w:t>Tính</w:t>
-      </w:r>
-      <w:proofErr w:type="spellEnd"/>
-      <w:r>
-        <w:rPr>
-          <w:b/>
-          <w:bCs/>
-        </w:rPr>
-        <w:t xml:space="preserve"> </w:t>
-      </w:r>
-      <w:proofErr w:type="spellStart"/>
-      <w:r>
-        <w:rPr>
-          <w:b/>
-          <w:bCs/>
-        </w:rPr>
-        <w:t>lại</w:t>
-      </w:r>
-      <w:proofErr w:type="spellEnd"/>
-      <w:r>
-        <w:rPr>
-          <w:b/>
-          <w:bCs/>
-        </w:rPr>
-        <w:t xml:space="preserve"> dung </w:t>
-      </w:r>
-      <w:proofErr w:type="spellStart"/>
-      <w:r>
-        <w:rPr>
-          <w:b/>
-          <w:bCs/>
-        </w:rPr>
-        <w:t>lượng</w:t>
-      </w:r>
-      <w:proofErr w:type="spellEnd"/>
-      <w:r>
-        <w:rPr>
-          <w:b/>
-          <w:bCs/>
-        </w:rPr>
-        <w:t xml:space="preserve"> </w:t>
-      </w:r>
-      <w:proofErr w:type="spellStart"/>
-      <w:r>
-        <w:rPr>
-          <w:b/>
-          <w:bCs/>
-        </w:rPr>
-        <w:t>còn</w:t>
-      </w:r>
-      <w:proofErr w:type="spellEnd"/>
-      <w:r>
-        <w:rPr>
-          <w:b/>
-          <w:bCs/>
-        </w:rPr>
-        <w:t xml:space="preserve"> </w:t>
-      </w:r>
-      <w:proofErr w:type="spellStart"/>
-      <w:r>
-        <w:rPr>
-          <w:b/>
-          <w:bCs/>
-        </w:rPr>
-        <w:t>trống</w:t>
-      </w:r>
-      <w:proofErr w:type="spellEnd"/>
-      <w:r>
-        <w:rPr>
-          <w:b/>
-          <w:bCs/>
-        </w:rPr>
-        <w:t xml:space="preserve"> </w:t>
-      </w:r>
-      <w:proofErr w:type="spellStart"/>
-      <w:r>
-        <w:rPr>
-          <w:b/>
-          <w:bCs/>
-        </w:rPr>
-        <w:t>của</w:t>
-      </w:r>
-      <w:proofErr w:type="spellEnd"/>
-      <w:r>
-        <w:rPr>
-          <w:b/>
-          <w:bCs/>
-        </w:rPr>
-        <w:t xml:space="preserve"> ổ </w:t>
-      </w:r>
-      <w:proofErr w:type="spellStart"/>
-      <w:r>
-        <w:rPr>
-          <w:b/>
-          <w:bCs/>
-        </w:rPr>
-        <w:t>cứng</w:t>
-      </w:r>
-      <w:proofErr w:type="spellEnd"/>
-    </w:p>
-    <w:p>
-      <w:pPr>
-        <w:numPr>
-          <w:ilvl w:val="0"/>
-          <w:numId w:val="8"/>
-        </w:numPr>
-      </w:pPr>
-      <w:proofErr w:type="spellStart"/>
-      <w:r>
-        <w:t>Tổng</w:t>
-      </w:r>
-      <w:proofErr w:type="spellEnd"/>
-      <w:r>
-        <w:t xml:space="preserve"> dung </w:t>
-      </w:r>
-      <w:proofErr w:type="spellStart"/>
-      <w:r>
-        <w:t>lượng</w:t>
-      </w:r>
-      <w:proofErr w:type="spellEnd"/>
-      <w:r>
-        <w:t xml:space="preserve"> SSD: </w:t>
-      </w:r>
-      <m:oMath>
-        <m:r>
-          <w:rPr>
-            <w:rFonts w:ascii="Cambria Math" w:hAnsi="Cambria Math"/>
-          </w:rPr>
-          <m:t>256</m:t>
-        </m:r>
-        <m:r>
-          <m:rPr>
-            <m:nor/>
-          </m:rPr>
-          <m:t> GB</m:t>
-        </m:r>
-        <m:r>
-          <w:rPr>
-            <w:rFonts w:ascii="Cambria Math" w:hAnsi="Cambria Math"/>
-          </w:rPr>
-          <m:t>=256×1024=262.144</m:t>
-        </m:r>
-        <m:r>
-          <m:rPr>
-            <m:nor/>
-          </m:rPr>
-          <m:t> MB</m:t>
-        </m:r>
-      </m:oMath>
-    </w:p>
-    <w:p>
-      <w:pPr>
-        <w:numPr>
-          <w:ilvl w:val="0"/>
-          <w:numId w:val="8"/>
-        </w:numPr>
-      </w:pPr>
-      <w:r>
-        <w:rPr>
-          <w:b/>
-          <w:bCs/>
-        </w:rPr>
-        <w:t xml:space="preserve">Dung </w:t>
-      </w:r>
-      <w:proofErr w:type="spellStart"/>
-      <w:r>
-        <w:rPr>
-          <w:b/>
-          <w:bCs/>
-        </w:rPr>
-        <w:t>lượng</w:t>
-      </w:r>
-      <w:proofErr w:type="spellEnd"/>
-      <w:r>
-        <w:rPr>
-          <w:b/>
-          <w:bCs/>
-        </w:rPr>
-        <w:t xml:space="preserve"> </w:t>
-      </w:r>
-      <w:proofErr w:type="spellStart"/>
-      <w:r>
-        <w:rPr>
-          <w:b/>
-          <w:bCs/>
-        </w:rPr>
-        <w:t>còn</w:t>
-      </w:r>
-      <w:proofErr w:type="spellEnd"/>
-      <w:r>
-        <w:rPr>
-          <w:b/>
-          <w:bCs/>
-        </w:rPr>
-        <w:t xml:space="preserve"> </w:t>
-      </w:r>
-      <w:proofErr w:type="spellStart"/>
-      <w:r>
-        <w:rPr>
-          <w:b/>
-          <w:bCs/>
-        </w:rPr>
-        <w:t>trống</w:t>
-      </w:r>
-      <w:proofErr w:type="spellEnd"/>
-      <w:r>
-        <w:rPr>
-          <w:b/>
-          <w:bCs/>
-        </w:rPr>
-        <w:t xml:space="preserve"> </w:t>
-      </w:r>
-      <w:proofErr w:type="spellStart"/>
-      <w:r>
-        <w:rPr>
-          <w:b/>
-          <w:bCs/>
-        </w:rPr>
-        <w:t>thực</w:t>
-      </w:r>
-      <w:proofErr w:type="spellEnd"/>
-      <w:r>
-        <w:rPr>
-          <w:b/>
-          <w:bCs/>
-        </w:rPr>
-        <w:t xml:space="preserve"> </w:t>
-      </w:r>
-      <w:proofErr w:type="spellStart"/>
-      <w:r>
-        <w:rPr>
-          <w:b/>
-          <w:bCs/>
-        </w:rPr>
-        <w:t>tế</w:t>
-      </w:r>
-      <w:proofErr w:type="spellEnd"/>
-      <w:r>
-        <w:rPr>
-          <w:b/>
-          <w:bCs/>
-        </w:rPr>
-        <w:t>:</w:t>
-      </w:r>
-    </w:p>
-    <w:p>
-      <m:oMath>
-        <m:r>
           <w:rPr>
             <w:rFonts w:ascii="Cambria Math" w:hAnsi="Cambria Math"/>
           </w:rPr>
@@ -4414,404 +3479,240 @@
           <m:rPr>
             <m:nor/>
           </m:rPr>
+          <w:rPr>
+            <w:b/>
+            <w:bCs/>
+          </w:rPr>
           <m:t> MB</m:t>
         </m:r>
       </m:oMath>
       <w:r>
+        <w:rPr>
+          <w:b/>
+          <w:bCs/>
+        </w:rPr>
         <w:t xml:space="preserve"> (</w:t>
-      </w:r>
-      <w:proofErr w:type="spellStart"/>
-      <w:r>
-        <w:t>khoảng</w:t>
-      </w:r>
-      <w:proofErr w:type="spellEnd"/>
-      <w:r>
-        <w:t xml:space="preserve"> </w:t>
       </w:r>
       <m:oMath>
         <m:r>
+          <m:rPr>
+            <m:sty m:val="bi"/>
+          </m:rPr>
           <w:rPr>
             <w:rFonts w:ascii="Cambria Math" w:hAnsi="Cambria Math"/>
           </w:rPr>
-          <m:t>112,09</m:t>
+          <m:t>≈112,09</m:t>
         </m:r>
         <m:r>
           <m:rPr>
             <m:nor/>
           </m:rPr>
+          <w:rPr>
+            <w:b/>
+            <w:bCs/>
+          </w:rPr>
           <m:t> GB</m:t>
         </m:r>
       </m:oMath>
       <w:r>
-        <w:t xml:space="preserve">, </w:t>
-      </w:r>
-      <w:proofErr w:type="spellStart"/>
-      <w:r>
-        <w:t>cao</w:t>
-      </w:r>
-      <w:proofErr w:type="spellEnd"/>
-      <w:r>
-        <w:t xml:space="preserve"> </w:t>
-      </w:r>
-      <w:proofErr w:type="spellStart"/>
-      <w:r>
-        <w:t>hơn</w:t>
-      </w:r>
-      <w:proofErr w:type="spellEnd"/>
-      <w:r>
-        <w:t xml:space="preserve"> </w:t>
-      </w:r>
-      <w:proofErr w:type="spellStart"/>
-      <w:r>
-        <w:t>mức</w:t>
-      </w:r>
-      <w:proofErr w:type="spellEnd"/>
-      <w:r>
-        <w:t xml:space="preserve"> </w:t>
+        <w:rPr>
+          <w:b/>
+          <w:bCs/>
+        </w:rPr>
+        <w:t>).</w:t>
+      </w:r>
+    </w:p>
+    <w:p>
+      <w:pPr>
+        <w:numPr>
+          <w:ilvl w:val="0"/>
+          <w:numId w:val="11"/>
+        </w:numPr>
+        <w:rPr>
+          <w:b/>
+          <w:bCs/>
+        </w:rPr>
+      </w:pPr>
+      <w:r>
+        <w:rPr>
+          <w:b/>
+          <w:bCs/>
+        </w:rPr>
+        <w:t xml:space="preserve">Lưu </w:t>
+      </w:r>
+      <w:proofErr w:type="spellStart"/>
+      <w:r>
+        <w:rPr>
+          <w:b/>
+          <w:bCs/>
+        </w:rPr>
+        <w:t>thêm</w:t>
+      </w:r>
+      <w:proofErr w:type="spellEnd"/>
+      <w:r>
+        <w:rPr>
+          <w:b/>
+          <w:bCs/>
+        </w:rPr>
+        <w:t xml:space="preserve"> 500 </w:t>
+      </w:r>
+      <w:proofErr w:type="spellStart"/>
+      <w:r>
+        <w:rPr>
+          <w:b/>
+          <w:bCs/>
+        </w:rPr>
+        <w:t>bài</w:t>
+      </w:r>
+      <w:proofErr w:type="spellEnd"/>
+      <w:r>
+        <w:rPr>
+          <w:b/>
+          <w:bCs/>
+        </w:rPr>
+        <w:t xml:space="preserve"> </w:t>
+      </w:r>
+      <w:proofErr w:type="spellStart"/>
+      <w:r>
+        <w:rPr>
+          <w:b/>
+          <w:bCs/>
+        </w:rPr>
+        <w:t>hát</w:t>
+      </w:r>
+      <w:proofErr w:type="spellEnd"/>
+      <w:r>
+        <w:rPr>
+          <w:b/>
+          <w:bCs/>
+        </w:rPr>
+        <w:t xml:space="preserve"> MP3 (</w:t>
       </w:r>
       <m:oMath>
         <m:r>
+          <m:rPr>
+            <m:sty m:val="bi"/>
+          </m:rPr>
           <w:rPr>
             <w:rFonts w:ascii="Cambria Math" w:hAnsi="Cambria Math"/>
           </w:rPr>
-          <m:t>112</m:t>
+          <m:t>500×5=2.500</m:t>
         </m:r>
         <m:r>
           <m:rPr>
             <m:nor/>
           </m:rPr>
-          <m:t> GB</m:t>
-        </m:r>
-      </m:oMath>
-      <w:r>
-        <w:t xml:space="preserve"> ban </w:t>
-      </w:r>
-      <w:proofErr w:type="spellStart"/>
-      <w:r>
-        <w:t>đầu</w:t>
-      </w:r>
-      <w:proofErr w:type="spellEnd"/>
-      <w:r>
-        <w:t>).</w:t>
-      </w:r>
-    </w:p>
-    <w:p>
-      <w:pPr>
-        <w:rPr>
-          <w:b/>
-          <w:bCs/>
-        </w:rPr>
-      </w:pPr>
-      <w:r>
-        <w:rPr>
-          <w:b/>
-          <w:bCs/>
-        </w:rPr>
-        <w:t xml:space="preserve">3. </w:t>
-      </w:r>
-      <w:proofErr w:type="spellStart"/>
-      <w:r>
-        <w:rPr>
-          <w:b/>
-          <w:bCs/>
-        </w:rPr>
-        <w:t>Kiểm</w:t>
-      </w:r>
-      <w:proofErr w:type="spellEnd"/>
-      <w:r>
-        <w:rPr>
-          <w:b/>
-          <w:bCs/>
-        </w:rPr>
-        <w:t xml:space="preserve"> </w:t>
-      </w:r>
-      <w:proofErr w:type="spellStart"/>
-      <w:r>
-        <w:rPr>
-          <w:b/>
-          <w:bCs/>
-        </w:rPr>
-        <w:t>tra</w:t>
-      </w:r>
-      <w:proofErr w:type="spellEnd"/>
-      <w:r>
-        <w:rPr>
-          <w:b/>
-          <w:bCs/>
-        </w:rPr>
-        <w:t xml:space="preserve"> dung </w:t>
-      </w:r>
-      <w:proofErr w:type="spellStart"/>
-      <w:r>
-        <w:rPr>
-          <w:b/>
-          <w:bCs/>
-        </w:rPr>
-        <w:t>lượng</w:t>
-      </w:r>
-      <w:proofErr w:type="spellEnd"/>
-      <w:r>
-        <w:rPr>
-          <w:b/>
-          <w:bCs/>
-        </w:rPr>
-        <w:t xml:space="preserve"> </w:t>
-      </w:r>
-      <w:proofErr w:type="spellStart"/>
-      <w:r>
-        <w:rPr>
-          <w:b/>
-          <w:bCs/>
-        </w:rPr>
-        <w:t>khi</w:t>
-      </w:r>
-      <w:proofErr w:type="spellEnd"/>
-      <w:r>
-        <w:rPr>
-          <w:b/>
-          <w:bCs/>
-        </w:rPr>
-        <w:t xml:space="preserve"> </w:t>
-      </w:r>
-      <w:proofErr w:type="spellStart"/>
-      <w:r>
-        <w:rPr>
-          <w:b/>
-          <w:bCs/>
-        </w:rPr>
-        <w:t>lưu</w:t>
-      </w:r>
-      <w:proofErr w:type="spellEnd"/>
-      <w:r>
-        <w:rPr>
-          <w:b/>
-          <w:bCs/>
-        </w:rPr>
-        <w:t xml:space="preserve"> </w:t>
-      </w:r>
-      <w:proofErr w:type="spellStart"/>
-      <w:r>
-        <w:rPr>
-          <w:b/>
-          <w:bCs/>
-        </w:rPr>
-        <w:t>thêm</w:t>
-      </w:r>
-      <w:proofErr w:type="spellEnd"/>
-      <w:r>
-        <w:rPr>
-          <w:b/>
-          <w:bCs/>
-        </w:rPr>
-        <w:t xml:space="preserve"> 500 </w:t>
-      </w:r>
-      <w:proofErr w:type="spellStart"/>
-      <w:r>
-        <w:rPr>
-          <w:b/>
-          <w:bCs/>
-        </w:rPr>
-        <w:t>bài</w:t>
-      </w:r>
-      <w:proofErr w:type="spellEnd"/>
-      <w:r>
-        <w:rPr>
-          <w:b/>
-          <w:bCs/>
-        </w:rPr>
-        <w:t xml:space="preserve"> </w:t>
-      </w:r>
-      <w:proofErr w:type="spellStart"/>
-      <w:r>
-        <w:rPr>
-          <w:b/>
-          <w:bCs/>
-        </w:rPr>
-        <w:t>hát</w:t>
-      </w:r>
-      <w:proofErr w:type="spellEnd"/>
-      <w:r>
-        <w:rPr>
-          <w:b/>
-          <w:bCs/>
-        </w:rPr>
-        <w:t xml:space="preserve"> MP3</w:t>
-      </w:r>
-    </w:p>
-    <w:p>
-      <w:pPr>
-        <w:numPr>
-          <w:ilvl w:val="0"/>
-          <w:numId w:val="9"/>
-        </w:numPr>
-      </w:pPr>
-      <w:r>
-        <w:t xml:space="preserve">Dung </w:t>
-      </w:r>
-      <w:proofErr w:type="spellStart"/>
-      <w:r>
-        <w:t>lượng</w:t>
-      </w:r>
-      <w:proofErr w:type="spellEnd"/>
-      <w:r>
-        <w:t xml:space="preserve"> </w:t>
-      </w:r>
-      <w:proofErr w:type="spellStart"/>
-      <w:r>
-        <w:t>của</w:t>
-      </w:r>
-      <w:proofErr w:type="spellEnd"/>
-      <w:r>
-        <w:t xml:space="preserve"> 500 </w:t>
-      </w:r>
-      <w:proofErr w:type="spellStart"/>
-      <w:r>
-        <w:t>bài</w:t>
-      </w:r>
-      <w:proofErr w:type="spellEnd"/>
-      <w:r>
-        <w:t xml:space="preserve"> </w:t>
-      </w:r>
-      <w:proofErr w:type="spellStart"/>
-      <w:r>
-        <w:t>hát</w:t>
-      </w:r>
-      <w:proofErr w:type="spellEnd"/>
-      <w:r>
-        <w:t xml:space="preserve"> MP3:</w:t>
-      </w:r>
-    </w:p>
-    <w:p>
-      <m:oMath>
-        <m:r>
           <w:rPr>
-            <w:rFonts w:ascii="Cambria Math" w:hAnsi="Cambria Math"/>
+            <w:b/>
+            <w:bCs/>
           </w:rPr>
-          <m:t>500×5</m:t>
-        </m:r>
-        <m:r>
-          <m:rPr>
-            <m:nor/>
-          </m:rPr>
-          <m:t> MB</m:t>
-        </m:r>
-        <m:r>
-          <w:rPr>
-            <w:rFonts w:ascii="Cambria Math" w:hAnsi="Cambria Math"/>
-          </w:rPr>
-          <m:t>=2.500</m:t>
-        </m:r>
-        <m:r>
-          <m:rPr>
-            <m:nor/>
-          </m:rPr>
           <m:t> MB</m:t>
         </m:r>
       </m:oMath>
       <w:r>
+        <w:rPr>
+          <w:b/>
+          <w:bCs/>
+        </w:rPr>
+        <w:t>):</w:t>
+      </w:r>
+    </w:p>
+    <w:p>
+      <w:pPr>
+        <w:numPr>
+          <w:ilvl w:val="1"/>
+          <w:numId w:val="11"/>
+        </w:numPr>
+        <w:rPr>
+          <w:b/>
+          <w:bCs/>
+        </w:rPr>
+      </w:pPr>
+      <w:proofErr w:type="spellStart"/>
+      <w:r>
+        <w:rPr>
+          <w:b/>
+          <w:bCs/>
+        </w:rPr>
+        <w:t>Đủ</w:t>
+      </w:r>
+      <w:proofErr w:type="spellEnd"/>
+      <w:r>
+        <w:rPr>
+          <w:b/>
+          <w:bCs/>
+        </w:rPr>
+        <w:t xml:space="preserve"> dung </w:t>
+      </w:r>
+      <w:proofErr w:type="spellStart"/>
+      <w:r>
+        <w:rPr>
+          <w:b/>
+          <w:bCs/>
+        </w:rPr>
+        <w:t>lượng</w:t>
+      </w:r>
+      <w:proofErr w:type="spellEnd"/>
+      <w:r>
+        <w:rPr>
+          <w:b/>
+          <w:bCs/>
+        </w:rPr>
+        <w:t xml:space="preserve">. </w:t>
+      </w:r>
+      <w:proofErr w:type="spellStart"/>
+      <w:r>
+        <w:rPr>
+          <w:b/>
+          <w:bCs/>
+        </w:rPr>
+        <w:t>Vì</w:t>
+      </w:r>
+      <w:proofErr w:type="spellEnd"/>
+      <w:r>
+        <w:rPr>
+          <w:b/>
+          <w:bCs/>
+        </w:rPr>
+        <w:t xml:space="preserve"> dung </w:t>
+      </w:r>
+      <w:proofErr w:type="spellStart"/>
+      <w:r>
+        <w:rPr>
+          <w:b/>
+          <w:bCs/>
+        </w:rPr>
+        <w:t>lượng</w:t>
+      </w:r>
+      <w:proofErr w:type="spellEnd"/>
+      <w:r>
+        <w:rPr>
+          <w:b/>
+          <w:bCs/>
+        </w:rPr>
+        <w:t xml:space="preserve"> </w:t>
+      </w:r>
+      <w:proofErr w:type="spellStart"/>
+      <w:r>
+        <w:rPr>
+          <w:b/>
+          <w:bCs/>
+        </w:rPr>
+        <w:t>trống</w:t>
+      </w:r>
+      <w:proofErr w:type="spellEnd"/>
+      <w:r>
+        <w:rPr>
+          <w:b/>
+          <w:bCs/>
+        </w:rPr>
         <w:t xml:space="preserve"> (</w:t>
-      </w:r>
-      <w:proofErr w:type="spellStart"/>
-      <w:r>
-        <w:t>khoảng</w:t>
-      </w:r>
-      <w:proofErr w:type="spellEnd"/>
-      <w:r>
-        <w:t xml:space="preserve"> </w:t>
       </w:r>
       <m:oMath>
         <m:r>
-          <w:rPr>
-            <w:rFonts w:ascii="Cambria Math" w:hAnsi="Cambria Math"/>
-          </w:rPr>
-          <m:t>2,44</m:t>
-        </m:r>
-        <m:r>
           <m:rPr>
-            <m:nor/>
+            <m:sty m:val="bi"/>
           </m:rPr>
-          <m:t> GB</m:t>
-        </m:r>
-      </m:oMath>
-      <w:r>
-        <w:t>)</w:t>
-      </w:r>
-    </w:p>
-    <w:p>
-      <w:pPr>
-        <w:numPr>
-          <w:ilvl w:val="0"/>
-          <w:numId w:val="9"/>
-        </w:numPr>
-      </w:pPr>
-      <w:r>
-        <w:rPr>
-          <w:b/>
-          <w:bCs/>
-        </w:rPr>
-        <w:t xml:space="preserve">So </w:t>
-      </w:r>
-      <w:proofErr w:type="spellStart"/>
-      <w:r>
-        <w:rPr>
-          <w:b/>
-          <w:bCs/>
-        </w:rPr>
-        <w:t>sánh</w:t>
-      </w:r>
-      <w:proofErr w:type="spellEnd"/>
-      <w:r>
-        <w:rPr>
-          <w:b/>
-          <w:bCs/>
-        </w:rPr>
-        <w:t>:</w:t>
-      </w:r>
-      <w:r>
-        <w:t xml:space="preserve"> Dung </w:t>
-      </w:r>
-      <w:proofErr w:type="spellStart"/>
-      <w:r>
-        <w:t>lượng</w:t>
-      </w:r>
-      <w:proofErr w:type="spellEnd"/>
-      <w:r>
-        <w:t xml:space="preserve"> </w:t>
-      </w:r>
-      <w:proofErr w:type="spellStart"/>
-      <w:r>
-        <w:t>trống</w:t>
-      </w:r>
-      <w:proofErr w:type="spellEnd"/>
-      <w:r>
-        <w:t xml:space="preserve"> </w:t>
-      </w:r>
-      <w:proofErr w:type="spellStart"/>
-      <w:r>
-        <w:t>hiện</w:t>
-      </w:r>
-      <w:proofErr w:type="spellEnd"/>
-      <w:r>
-        <w:t xml:space="preserve"> </w:t>
-      </w:r>
-      <w:proofErr w:type="spellStart"/>
-      <w:r>
-        <w:t>tại</w:t>
-      </w:r>
-      <w:proofErr w:type="spellEnd"/>
-      <w:r>
-        <w:t xml:space="preserve"> </w:t>
-      </w:r>
-      <w:proofErr w:type="spellStart"/>
-      <w:r>
-        <w:t>là</w:t>
-      </w:r>
-      <w:proofErr w:type="spellEnd"/>
-      <w:r>
-        <w:t xml:space="preserve"> </w:t>
-      </w:r>
-      <m:oMath>
-        <m:r>
           <w:rPr>
             <w:rFonts w:ascii="Cambria Math" w:hAnsi="Cambria Math"/>
           </w:rPr>
@@ -4821,95 +3722,137 @@
           <m:rPr>
             <m:nor/>
           </m:rPr>
+          <w:rPr>
+            <w:b/>
+            <w:bCs/>
+          </w:rPr>
           <m:t> MB</m:t>
         </m:r>
       </m:oMath>
       <w:r>
+        <w:rPr>
+          <w:b/>
+          <w:bCs/>
+        </w:rPr>
+        <w:t xml:space="preserve">) </w:t>
+      </w:r>
+      <w:proofErr w:type="spellStart"/>
+      <w:r>
+        <w:rPr>
+          <w:b/>
+          <w:bCs/>
+        </w:rPr>
+        <w:t>lớn</w:t>
+      </w:r>
+      <w:proofErr w:type="spellEnd"/>
+      <w:r>
+        <w:rPr>
+          <w:b/>
+          <w:bCs/>
+        </w:rPr>
+        <w:t xml:space="preserve"> </w:t>
+      </w:r>
+      <w:proofErr w:type="spellStart"/>
+      <w:r>
+        <w:rPr>
+          <w:b/>
+          <w:bCs/>
+        </w:rPr>
+        <w:t>hơn</w:t>
+      </w:r>
+      <w:proofErr w:type="spellEnd"/>
+      <w:r>
+        <w:rPr>
+          <w:b/>
+          <w:bCs/>
+        </w:rPr>
+        <w:t xml:space="preserve"> </w:t>
+      </w:r>
+      <w:proofErr w:type="spellStart"/>
+      <w:r>
+        <w:rPr>
+          <w:b/>
+          <w:bCs/>
+        </w:rPr>
+        <w:t>nhiều</w:t>
+      </w:r>
+      <w:proofErr w:type="spellEnd"/>
+      <w:r>
+        <w:rPr>
+          <w:b/>
+          <w:bCs/>
+        </w:rPr>
+        <w:t xml:space="preserve"> so </w:t>
+      </w:r>
+      <w:proofErr w:type="spellStart"/>
+      <w:r>
+        <w:rPr>
+          <w:b/>
+          <w:bCs/>
+        </w:rPr>
+        <w:t>với</w:t>
+      </w:r>
+      <w:proofErr w:type="spellEnd"/>
+      <w:r>
+        <w:rPr>
+          <w:b/>
+          <w:bCs/>
+        </w:rPr>
+        <w:t xml:space="preserve"> dung </w:t>
+      </w:r>
+      <w:proofErr w:type="spellStart"/>
+      <w:r>
+        <w:rPr>
+          <w:b/>
+          <w:bCs/>
+        </w:rPr>
+        <w:t>lượng</w:t>
+      </w:r>
+      <w:proofErr w:type="spellEnd"/>
+      <w:r>
+        <w:rPr>
+          <w:b/>
+          <w:bCs/>
+        </w:rPr>
+        <w:t xml:space="preserve"> </w:t>
+      </w:r>
+      <w:proofErr w:type="spellStart"/>
+      <w:r>
+        <w:rPr>
+          <w:b/>
+          <w:bCs/>
+        </w:rPr>
+        <w:t>cần</w:t>
+      </w:r>
+      <w:proofErr w:type="spellEnd"/>
+      <w:r>
+        <w:rPr>
+          <w:b/>
+          <w:bCs/>
+        </w:rPr>
+        <w:t xml:space="preserve"> </w:t>
+      </w:r>
+      <w:proofErr w:type="spellStart"/>
+      <w:r>
+        <w:rPr>
+          <w:b/>
+          <w:bCs/>
+        </w:rPr>
+        <w:t>thêm</w:t>
+      </w:r>
+      <w:proofErr w:type="spellEnd"/>
+      <w:r>
+        <w:rPr>
+          <w:b/>
+          <w:bCs/>
+        </w:rPr>
         <w:t xml:space="preserve"> (</w:t>
       </w:r>
       <m:oMath>
         <m:r>
-          <w:rPr>
-            <w:rFonts w:ascii="Cambria Math" w:hAnsi="Cambria Math"/>
-          </w:rPr>
-          <m:t>112,09</m:t>
-        </m:r>
-        <m:r>
           <m:rPr>
-            <m:nor/>
+            <m:sty m:val="bi"/>
           </m:rPr>
-          <m:t> GB</m:t>
-        </m:r>
-      </m:oMath>
-      <w:r>
-        <w:t xml:space="preserve">), </w:t>
-      </w:r>
-      <w:proofErr w:type="spellStart"/>
-      <w:r>
-        <w:t>lớn</w:t>
-      </w:r>
-      <w:proofErr w:type="spellEnd"/>
-      <w:r>
-        <w:t xml:space="preserve"> </w:t>
-      </w:r>
-      <w:proofErr w:type="spellStart"/>
-      <w:r>
-        <w:t>hơn</w:t>
-      </w:r>
-      <w:proofErr w:type="spellEnd"/>
-      <w:r>
-        <w:t xml:space="preserve"> </w:t>
-      </w:r>
-      <w:proofErr w:type="spellStart"/>
-      <w:r>
-        <w:t>nhiều</w:t>
-      </w:r>
-      <w:proofErr w:type="spellEnd"/>
-      <w:r>
-        <w:t xml:space="preserve"> so </w:t>
-      </w:r>
-      <w:proofErr w:type="spellStart"/>
-      <w:r>
-        <w:t>với</w:t>
-      </w:r>
-      <w:proofErr w:type="spellEnd"/>
-      <w:r>
-        <w:t xml:space="preserve"> dung </w:t>
-      </w:r>
-      <w:proofErr w:type="spellStart"/>
-      <w:r>
-        <w:t>lượng</w:t>
-      </w:r>
-      <w:proofErr w:type="spellEnd"/>
-      <w:r>
-        <w:t xml:space="preserve"> </w:t>
-      </w:r>
-      <w:proofErr w:type="spellStart"/>
-      <w:r>
-        <w:t>cần</w:t>
-      </w:r>
-      <w:proofErr w:type="spellEnd"/>
-      <w:r>
-        <w:t xml:space="preserve"> </w:t>
-      </w:r>
-      <w:proofErr w:type="spellStart"/>
-      <w:r>
-        <w:t>thêm</w:t>
-      </w:r>
-      <w:proofErr w:type="spellEnd"/>
-      <w:r>
-        <w:t xml:space="preserve"> </w:t>
-      </w:r>
-      <w:proofErr w:type="spellStart"/>
-      <w:r>
-        <w:t>là</w:t>
-      </w:r>
-      <w:proofErr w:type="spellEnd"/>
-      <w:r>
-        <w:t xml:space="preserve"> </w:t>
-      </w:r>
-      <m:oMath>
-        <m:r>
           <w:rPr>
             <w:rFonts w:ascii="Cambria Math" w:hAnsi="Cambria Math"/>
           </w:rPr>
@@ -4919,245 +3862,18 @@
           <m:rPr>
             <m:nor/>
           </m:rPr>
+          <w:rPr>
+            <w:b/>
+            <w:bCs/>
+          </w:rPr>
           <m:t> MB</m:t>
         </m:r>
       </m:oMath>
       <w:r>
-        <w:t>.</w:t>
-      </w:r>
-    </w:p>
-    <w:p>
-      <w:proofErr w:type="spellStart"/>
-      <w:r>
-        <w:rPr>
-          <w:b/>
-          <w:bCs/>
-        </w:rPr>
-        <w:lastRenderedPageBreak/>
-        <w:t>Kết</w:t>
-      </w:r>
-      <w:proofErr w:type="spellEnd"/>
-      <w:r>
-        <w:rPr>
-          <w:b/>
-          <w:bCs/>
-        </w:rPr>
-        <w:t xml:space="preserve"> </w:t>
-      </w:r>
-      <w:proofErr w:type="spellStart"/>
-      <w:r>
-        <w:rPr>
-          <w:b/>
-          <w:bCs/>
-        </w:rPr>
-        <w:t>luận</w:t>
-      </w:r>
-      <w:proofErr w:type="spellEnd"/>
-      <w:r>
-        <w:rPr>
-          <w:b/>
-          <w:bCs/>
-        </w:rPr>
-        <w:t>:</w:t>
-      </w:r>
-      <w:r>
-        <w:t xml:space="preserve"> Ổ </w:t>
-      </w:r>
-      <w:proofErr w:type="spellStart"/>
-      <w:r>
-        <w:t>cứng</w:t>
-      </w:r>
-      <w:proofErr w:type="spellEnd"/>
-      <w:r>
-        <w:t xml:space="preserve"> </w:t>
-      </w:r>
-      <w:proofErr w:type="spellStart"/>
-      <w:r>
-        <w:rPr>
-          <w:b/>
-          <w:bCs/>
-        </w:rPr>
-        <w:t>vẫn</w:t>
-      </w:r>
-      <w:proofErr w:type="spellEnd"/>
-      <w:r>
-        <w:rPr>
-          <w:b/>
-          <w:bCs/>
-        </w:rPr>
-        <w:t xml:space="preserve"> </w:t>
-      </w:r>
-      <w:proofErr w:type="spellStart"/>
-      <w:r>
-        <w:rPr>
-          <w:b/>
-          <w:bCs/>
-        </w:rPr>
-        <w:t>hoàn</w:t>
-      </w:r>
-      <w:proofErr w:type="spellEnd"/>
-      <w:r>
-        <w:rPr>
-          <w:b/>
-          <w:bCs/>
-        </w:rPr>
-        <w:t xml:space="preserve"> </w:t>
-      </w:r>
-      <w:proofErr w:type="spellStart"/>
-      <w:r>
-        <w:rPr>
-          <w:b/>
-          <w:bCs/>
-        </w:rPr>
-        <w:t>toàn</w:t>
-      </w:r>
-      <w:proofErr w:type="spellEnd"/>
-      <w:r>
-        <w:rPr>
-          <w:b/>
-          <w:bCs/>
-        </w:rPr>
-        <w:t xml:space="preserve"> </w:t>
-      </w:r>
-      <w:proofErr w:type="spellStart"/>
-      <w:r>
-        <w:rPr>
-          <w:b/>
-          <w:bCs/>
-        </w:rPr>
-        <w:t>đủ</w:t>
-      </w:r>
-      <w:proofErr w:type="spellEnd"/>
-      <w:r>
-        <w:rPr>
-          <w:b/>
-          <w:bCs/>
-        </w:rPr>
-        <w:t xml:space="preserve"> dung </w:t>
-      </w:r>
-      <w:proofErr w:type="spellStart"/>
-      <w:r>
-        <w:rPr>
-          <w:b/>
-          <w:bCs/>
-        </w:rPr>
-        <w:t>lượng</w:t>
-      </w:r>
-      <w:proofErr w:type="spellEnd"/>
-      <w:r>
-        <w:t xml:space="preserve"> </w:t>
-      </w:r>
-      <w:proofErr w:type="spellStart"/>
-      <w:r>
-        <w:t>để</w:t>
-      </w:r>
-      <w:proofErr w:type="spellEnd"/>
-      <w:r>
-        <w:t xml:space="preserve"> </w:t>
-      </w:r>
-      <w:proofErr w:type="spellStart"/>
-      <w:r>
-        <w:t>lưu</w:t>
-      </w:r>
-      <w:proofErr w:type="spellEnd"/>
-      <w:r>
-        <w:t xml:space="preserve"> </w:t>
-      </w:r>
-      <w:proofErr w:type="spellStart"/>
-      <w:r>
-        <w:t>thêm</w:t>
-      </w:r>
-      <w:proofErr w:type="spellEnd"/>
-      <w:r>
-        <w:t xml:space="preserve"> 500 </w:t>
-      </w:r>
-      <w:proofErr w:type="spellStart"/>
-      <w:r>
-        <w:t>bài</w:t>
-      </w:r>
-      <w:proofErr w:type="spellEnd"/>
-      <w:r>
-        <w:t xml:space="preserve"> </w:t>
-      </w:r>
-      <w:proofErr w:type="spellStart"/>
-      <w:r>
-        <w:t>hát</w:t>
-      </w:r>
-      <w:proofErr w:type="spellEnd"/>
-      <w:r>
-        <w:t xml:space="preserve"> MP3 (</w:t>
-      </w:r>
-      <w:proofErr w:type="spellStart"/>
-      <w:r>
-        <w:t>sau</w:t>
-      </w:r>
-      <w:proofErr w:type="spellEnd"/>
-      <w:r>
-        <w:t xml:space="preserve"> </w:t>
-      </w:r>
-      <w:proofErr w:type="spellStart"/>
-      <w:r>
-        <w:t>khi</w:t>
-      </w:r>
-      <w:proofErr w:type="spellEnd"/>
-      <w:r>
-        <w:t xml:space="preserve"> </w:t>
-      </w:r>
-      <w:proofErr w:type="spellStart"/>
-      <w:r>
-        <w:t>lưu</w:t>
-      </w:r>
-      <w:proofErr w:type="spellEnd"/>
-      <w:r>
-        <w:t xml:space="preserve"> </w:t>
-      </w:r>
-      <w:proofErr w:type="spellStart"/>
-      <w:r>
-        <w:t>vẫn</w:t>
-      </w:r>
-      <w:proofErr w:type="spellEnd"/>
-      <w:r>
-        <w:t xml:space="preserve"> </w:t>
-      </w:r>
-      <w:proofErr w:type="spellStart"/>
-      <w:r>
-        <w:t>còn</w:t>
-      </w:r>
-      <w:proofErr w:type="spellEnd"/>
-      <w:r>
-        <w:t xml:space="preserve"> </w:t>
-      </w:r>
-      <w:proofErr w:type="spellStart"/>
-      <w:r>
-        <w:t>trống</w:t>
-      </w:r>
-      <w:proofErr w:type="spellEnd"/>
-      <w:r>
-        <w:t xml:space="preserve"> </w:t>
-      </w:r>
-      <w:proofErr w:type="spellStart"/>
-      <w:r>
-        <w:t>hơn</w:t>
-      </w:r>
-      <w:proofErr w:type="spellEnd"/>
-      <w:r>
-        <w:t xml:space="preserve"> </w:t>
-      </w:r>
-      <m:oMath>
-        <m:r>
-          <w:rPr>
-            <w:rFonts w:ascii="Cambria Math" w:hAnsi="Cambria Math"/>
-          </w:rPr>
-          <m:t>112</m:t>
-        </m:r>
-        <m:r>
-          <m:rPr>
-            <m:nor/>
-          </m:rPr>
-          <m:t> GB</m:t>
-        </m:r>
-      </m:oMath>
-      <w:r>
+        <w:rPr>
+          <w:b/>
+          <w:bCs/>
+        </w:rPr>
         <w:t>).</w:t>
       </w:r>
     </w:p>
@@ -5437,6 +4153,155 @@
     </w:lvl>
   </w:abstractNum>
   <w:abstractNum w:abstractNumId="2" w15:restartNumberingAfterBreak="0">
+    <w:nsid w:val="2A9C4C85"/>
+    <w:multiLevelType w:val="multilevel"/>
+    <w:tmpl w:val="862E2EDE"/>
+    <w:lvl w:ilvl="0">
+      <w:start w:val="1"/>
+      <w:numFmt w:val="bullet"/>
+      <w:lvlText w:val=""/>
+      <w:lvlJc w:val="left"/>
+      <w:pPr>
+        <w:tabs>
+          <w:tab w:val="num" w:pos="720"/>
+        </w:tabs>
+        <w:ind w:left="720" w:hanging="360"/>
+      </w:pPr>
+      <w:rPr>
+        <w:rFonts w:ascii="Symbol" w:hAnsi="Symbol" w:hint="default"/>
+        <w:sz w:val="20"/>
+      </w:rPr>
+    </w:lvl>
+    <w:lvl w:ilvl="1" w:tentative="1">
+      <w:start w:val="1"/>
+      <w:numFmt w:val="bullet"/>
+      <w:lvlText w:val="o"/>
+      <w:lvlJc w:val="left"/>
+      <w:pPr>
+        <w:tabs>
+          <w:tab w:val="num" w:pos="1440"/>
+        </w:tabs>
+        <w:ind w:left="1440" w:hanging="360"/>
+      </w:pPr>
+      <w:rPr>
+        <w:rFonts w:ascii="Courier New" w:hAnsi="Courier New" w:hint="default"/>
+        <w:sz w:val="20"/>
+      </w:rPr>
+    </w:lvl>
+    <w:lvl w:ilvl="2" w:tentative="1">
+      <w:start w:val="1"/>
+      <w:numFmt w:val="bullet"/>
+      <w:lvlText w:val=""/>
+      <w:lvlJc w:val="left"/>
+      <w:pPr>
+        <w:tabs>
+          <w:tab w:val="num" w:pos="2160"/>
+        </w:tabs>
+        <w:ind w:left="2160" w:hanging="360"/>
+      </w:pPr>
+      <w:rPr>
+        <w:rFonts w:ascii="Wingdings" w:hAnsi="Wingdings" w:hint="default"/>
+        <w:sz w:val="20"/>
+      </w:rPr>
+    </w:lvl>
+    <w:lvl w:ilvl="3" w:tentative="1">
+      <w:start w:val="1"/>
+      <w:numFmt w:val="bullet"/>
+      <w:lvlText w:val=""/>
+      <w:lvlJc w:val="left"/>
+      <w:pPr>
+        <w:tabs>
+          <w:tab w:val="num" w:pos="2880"/>
+        </w:tabs>
+        <w:ind w:left="2880" w:hanging="360"/>
+      </w:pPr>
+      <w:rPr>
+        <w:rFonts w:ascii="Wingdings" w:hAnsi="Wingdings" w:hint="default"/>
+        <w:sz w:val="20"/>
+      </w:rPr>
+    </w:lvl>
+    <w:lvl w:ilvl="4" w:tentative="1">
+      <w:start w:val="1"/>
+      <w:numFmt w:val="bullet"/>
+      <w:lvlText w:val=""/>
+      <w:lvlJc w:val="left"/>
+      <w:pPr>
+        <w:tabs>
+          <w:tab w:val="num" w:pos="3600"/>
+        </w:tabs>
+        <w:ind w:left="3600" w:hanging="360"/>
+      </w:pPr>
+      <w:rPr>
+        <w:rFonts w:ascii="Wingdings" w:hAnsi="Wingdings" w:hint="default"/>
+        <w:sz w:val="20"/>
+      </w:rPr>
+    </w:lvl>
+    <w:lvl w:ilvl="5" w:tentative="1">
+      <w:start w:val="1"/>
+      <w:numFmt w:val="bullet"/>
+      <w:lvlText w:val=""/>
+      <w:lvlJc w:val="left"/>
+      <w:pPr>
+        <w:tabs>
+          <w:tab w:val="num" w:pos="4320"/>
+        </w:tabs>
+        <w:ind w:left="4320" w:hanging="360"/>
+      </w:pPr>
+      <w:rPr>
+        <w:rFonts w:ascii="Wingdings" w:hAnsi="Wingdings" w:hint="default"/>
+        <w:sz w:val="20"/>
+      </w:rPr>
+    </w:lvl>
+    <w:lvl w:ilvl="6" w:tentative="1">
+      <w:start w:val="1"/>
+      <w:numFmt w:val="bullet"/>
+      <w:lvlText w:val=""/>
+      <w:lvlJc w:val="left"/>
+      <w:pPr>
+        <w:tabs>
+          <w:tab w:val="num" w:pos="5040"/>
+        </w:tabs>
+        <w:ind w:left="5040" w:hanging="360"/>
+      </w:pPr>
+      <w:rPr>
+        <w:rFonts w:ascii="Wingdings" w:hAnsi="Wingdings" w:hint="default"/>
+        <w:sz w:val="20"/>
+      </w:rPr>
+    </w:lvl>
+    <w:lvl w:ilvl="7" w:tentative="1">
+      <w:start w:val="1"/>
+      <w:numFmt w:val="bullet"/>
+      <w:lvlText w:val=""/>
+      <w:lvlJc w:val="left"/>
+      <w:pPr>
+        <w:tabs>
+          <w:tab w:val="num" w:pos="5760"/>
+        </w:tabs>
+        <w:ind w:left="5760" w:hanging="360"/>
+      </w:pPr>
+      <w:rPr>
+        <w:rFonts w:ascii="Wingdings" w:hAnsi="Wingdings" w:hint="default"/>
+        <w:sz w:val="20"/>
+      </w:rPr>
+    </w:lvl>
+    <w:lvl w:ilvl="8" w:tentative="1">
+      <w:start w:val="1"/>
+      <w:numFmt w:val="bullet"/>
+      <w:lvlText w:val=""/>
+      <w:lvlJc w:val="left"/>
+      <w:pPr>
+        <w:tabs>
+          <w:tab w:val="num" w:pos="6480"/>
+        </w:tabs>
+        <w:ind w:left="6480" w:hanging="360"/>
+      </w:pPr>
+      <w:rPr>
+        <w:rFonts w:ascii="Wingdings" w:hAnsi="Wingdings" w:hint="default"/>
+        <w:sz w:val="20"/>
+      </w:rPr>
+    </w:lvl>
+  </w:abstractNum>
+  <w:abstractNum w:abstractNumId="3" w15:restartNumberingAfterBreak="0">
     <w:nsid w:val="4F5C3A83"/>
     <w:multiLevelType w:val="multilevel"/>
     <w:tmpl w:val="D2C0CAB8"/>
@@ -5549,7 +4414,7 @@
       </w:pPr>
     </w:lvl>
   </w:abstractNum>
-  <w:abstractNum w:abstractNumId="3" w15:restartNumberingAfterBreak="0">
+  <w:abstractNum w:abstractNumId="4" w15:restartNumberingAfterBreak="0">
     <w:nsid w:val="544477F5"/>
     <w:multiLevelType w:val="multilevel"/>
     <w:tmpl w:val="AC34D3E0"/>
@@ -5698,7 +4563,7 @@
       </w:rPr>
     </w:lvl>
   </w:abstractNum>
-  <w:abstractNum w:abstractNumId="4" w15:restartNumberingAfterBreak="0">
+  <w:abstractNum w:abstractNumId="5" w15:restartNumberingAfterBreak="0">
     <w:nsid w:val="563742A3"/>
     <w:multiLevelType w:val="multilevel"/>
     <w:tmpl w:val="45287F0A"/>
@@ -5847,7 +4712,124 @@
       </w:rPr>
     </w:lvl>
   </w:abstractNum>
-  <w:abstractNum w:abstractNumId="5" w15:restartNumberingAfterBreak="0">
+  <w:abstractNum w:abstractNumId="6" w15:restartNumberingAfterBreak="0">
+    <w:nsid w:val="5EB45ED3"/>
+    <w:multiLevelType w:val="multilevel"/>
+    <w:tmpl w:val="03286BBA"/>
+    <w:lvl w:ilvl="0">
+      <w:start w:val="1"/>
+      <w:numFmt w:val="decimal"/>
+      <w:lvlText w:val="%1."/>
+      <w:lvlJc w:val="left"/>
+      <w:pPr>
+        <w:tabs>
+          <w:tab w:val="num" w:pos="720"/>
+        </w:tabs>
+        <w:ind w:left="720" w:hanging="360"/>
+      </w:pPr>
+    </w:lvl>
+    <w:lvl w:ilvl="1">
+      <w:start w:val="1"/>
+      <w:numFmt w:val="bullet"/>
+      <w:lvlText w:val="o"/>
+      <w:lvlJc w:val="left"/>
+      <w:pPr>
+        <w:tabs>
+          <w:tab w:val="num" w:pos="1440"/>
+        </w:tabs>
+        <w:ind w:left="1440" w:hanging="360"/>
+      </w:pPr>
+      <w:rPr>
+        <w:rFonts w:ascii="Courier New" w:hAnsi="Courier New" w:hint="default"/>
+        <w:sz w:val="20"/>
+      </w:rPr>
+    </w:lvl>
+    <w:lvl w:ilvl="2" w:tentative="1">
+      <w:start w:val="1"/>
+      <w:numFmt w:val="decimal"/>
+      <w:lvlText w:val="%3."/>
+      <w:lvlJc w:val="left"/>
+      <w:pPr>
+        <w:tabs>
+          <w:tab w:val="num" w:pos="2160"/>
+        </w:tabs>
+        <w:ind w:left="2160" w:hanging="360"/>
+      </w:pPr>
+    </w:lvl>
+    <w:lvl w:ilvl="3" w:tentative="1">
+      <w:start w:val="1"/>
+      <w:numFmt w:val="decimal"/>
+      <w:lvlText w:val="%4."/>
+      <w:lvlJc w:val="left"/>
+      <w:pPr>
+        <w:tabs>
+          <w:tab w:val="num" w:pos="2880"/>
+        </w:tabs>
+        <w:ind w:left="2880" w:hanging="360"/>
+      </w:pPr>
+    </w:lvl>
+    <w:lvl w:ilvl="4" w:tentative="1">
+      <w:start w:val="1"/>
+      <w:numFmt w:val="decimal"/>
+      <w:lvlText w:val="%5."/>
+      <w:lvlJc w:val="left"/>
+      <w:pPr>
+        <w:tabs>
+          <w:tab w:val="num" w:pos="3600"/>
+        </w:tabs>
+        <w:ind w:left="3600" w:hanging="360"/>
+      </w:pPr>
+    </w:lvl>
+    <w:lvl w:ilvl="5" w:tentative="1">
+      <w:start w:val="1"/>
+      <w:numFmt w:val="decimal"/>
+      <w:lvlText w:val="%6."/>
+      <w:lvlJc w:val="left"/>
+      <w:pPr>
+        <w:tabs>
+          <w:tab w:val="num" w:pos="4320"/>
+        </w:tabs>
+        <w:ind w:left="4320" w:hanging="360"/>
+      </w:pPr>
+    </w:lvl>
+    <w:lvl w:ilvl="6" w:tentative="1">
+      <w:start w:val="1"/>
+      <w:numFmt w:val="decimal"/>
+      <w:lvlText w:val="%7."/>
+      <w:lvlJc w:val="left"/>
+      <w:pPr>
+        <w:tabs>
+          <w:tab w:val="num" w:pos="5040"/>
+        </w:tabs>
+        <w:ind w:left="5040" w:hanging="360"/>
+      </w:pPr>
+    </w:lvl>
+    <w:lvl w:ilvl="7" w:tentative="1">
+      <w:start w:val="1"/>
+      <w:numFmt w:val="decimal"/>
+      <w:lvlText w:val="%8."/>
+      <w:lvlJc w:val="left"/>
+      <w:pPr>
+        <w:tabs>
+          <w:tab w:val="num" w:pos="5760"/>
+        </w:tabs>
+        <w:ind w:left="5760" w:hanging="360"/>
+      </w:pPr>
+    </w:lvl>
+    <w:lvl w:ilvl="8" w:tentative="1">
+      <w:start w:val="1"/>
+      <w:numFmt w:val="decimal"/>
+      <w:lvlText w:val="%9."/>
+      <w:lvlJc w:val="left"/>
+      <w:pPr>
+        <w:tabs>
+          <w:tab w:val="num" w:pos="6480"/>
+        </w:tabs>
+        <w:ind w:left="6480" w:hanging="360"/>
+      </w:pPr>
+    </w:lvl>
+  </w:abstractNum>
+  <w:abstractNum w:abstractNumId="7" w15:restartNumberingAfterBreak="0">
     <w:nsid w:val="60F153C8"/>
     <w:multiLevelType w:val="multilevel"/>
     <w:tmpl w:val="EE9C976C"/>
@@ -5996,7 +4978,7 @@
       </w:rPr>
     </w:lvl>
   </w:abstractNum>
-  <w:abstractNum w:abstractNumId="6" w15:restartNumberingAfterBreak="0">
+  <w:abstractNum w:abstractNumId="8" w15:restartNumberingAfterBreak="0">
     <w:nsid w:val="63FB6B42"/>
     <w:multiLevelType w:val="multilevel"/>
     <w:tmpl w:val="2F4AB666"/>
@@ -6145,7 +5127,7 @@
       </w:rPr>
     </w:lvl>
   </w:abstractNum>
-  <w:abstractNum w:abstractNumId="7" w15:restartNumberingAfterBreak="0">
+  <w:abstractNum w:abstractNumId="9" w15:restartNumberingAfterBreak="0">
     <w:nsid w:val="65203ACA"/>
     <w:multiLevelType w:val="multilevel"/>
     <w:tmpl w:val="53CE5A44"/>
@@ -6294,7 +5276,7 @@
       </w:rPr>
     </w:lvl>
   </w:abstractNum>
-  <w:abstractNum w:abstractNumId="8" w15:restartNumberingAfterBreak="0">
+  <w:abstractNum w:abstractNumId="10" w15:restartNumberingAfterBreak="0">
     <w:nsid w:val="6D3B2CCA"/>
     <w:multiLevelType w:val="multilevel"/>
     <w:tmpl w:val="05781070"/>
@@ -6444,13 +5426,13 @@
     </w:lvl>
   </w:abstractNum>
   <w:num w:numId="1" w16cid:durableId="1519418713">
-    <w:abstractNumId w:val="3"/>
+    <w:abstractNumId w:val="4"/>
   </w:num>
   <w:num w:numId="2" w16cid:durableId="640579957">
-    <w:abstractNumId w:val="7"/>
+    <w:abstractNumId w:val="9"/>
   </w:num>
   <w:num w:numId="3" w16cid:durableId="1027563012">
-    <w:abstractNumId w:val="2"/>
+    <w:abstractNumId w:val="3"/>
   </w:num>
   <w:num w:numId="4" w16cid:durableId="24137978">
     <w:abstractNumId w:val="0"/>
@@ -6459,16 +5441,22 @@
     <w:abstractNumId w:val="1"/>
   </w:num>
   <w:num w:numId="6" w16cid:durableId="242187582">
-    <w:abstractNumId w:val="4"/>
+    <w:abstractNumId w:val="5"/>
   </w:num>
   <w:num w:numId="7" w16cid:durableId="1507209953">
-    <w:abstractNumId w:val="5"/>
+    <w:abstractNumId w:val="7"/>
   </w:num>
   <w:num w:numId="8" w16cid:durableId="208811641">
-    <w:abstractNumId w:val="6"/>
+    <w:abstractNumId w:val="8"/>
   </w:num>
   <w:num w:numId="9" w16cid:durableId="179008805">
-    <w:abstractNumId w:val="8"/>
+    <w:abstractNumId w:val="10"/>
+  </w:num>
+  <w:num w:numId="10" w16cid:durableId="710541360">
+    <w:abstractNumId w:val="2"/>
+  </w:num>
+  <w:num w:numId="11" w16cid:durableId="506363190">
+    <w:abstractNumId w:val="6"/>
   </w:num>
 </w:numbering>
 </file>
@@ -7685,4 +6673,16 @@
     </a:ext>
   </a:extLst>
 </a:theme>
+</file>
+
+<file path=customXml/item1.xml><?xml version="1.0" encoding="utf-8"?>
+<b:Sources xmlns:b="http://schemas.openxmlformats.org/officeDocument/2006/bibliography" xmlns="http://schemas.openxmlformats.org/officeDocument/2006/bibliography" SelectedStyle="\APASixthEditionOfficeOnline.xsl" StyleName="APA" Version="6"/>
+</file>
+
+<file path=customXml/itemProps1.xml><?xml version="1.0" encoding="utf-8"?>
+<ds:datastoreItem xmlns:ds="http://schemas.openxmlformats.org/officeDocument/2006/customXml" ds:itemID="{CF77D295-1AC0-4C7F-8634-1E9839A4A362}">
+  <ds:schemaRefs>
+    <ds:schemaRef ds:uri="http://schemas.openxmlformats.org/officeDocument/2006/bibliography"/>
+  </ds:schemaRefs>
+</ds:datastoreItem>
 </file>